--- a/docs/revision/tables_of_record.docx
+++ b/docs/revision/tables_of_record.docx
@@ -39,7 +39,7 @@
         </w:rPr>
         <w:t>Model: EXIOBASE v3.8.2 IOT_2022_ixi with Danish sea-transport reallocation (Rørmose Jensen &amp; Iliev 2022)</w:t>
         <w:br/>
-        <w:t>Generated: 2026-09-09</w:t>
+        <w:t>Generated: 2026-09-10</w:t>
         <w:br/>
         <w:t>Source tree: data/gold/results/</w:t>
       </w:r>
@@ -1223,7 +1223,7 @@
           <w:color w:val="253331"/>
           <w:sz w:val="18"/>
         </w:rPr>
-        <w:t>Note. The runs differ in reference year, in background vintage (EXIOBASE IOT_2016 against IOT_2022) and in whether the Danish sea-transport reallocation is applied, which it is only for 2022. The corrected demand vector is used in both, so it is not part of the difference. Table 3 decomposes the climate movement.</w:t>
+        <w:t>Note. The runs differ in reference year, in background year (EXIOBASE IOT_2016 against IOT_2022) and in whether the Danish sea-transport reallocation is applied, which it is only for 2022. The corrected demand vector is used in both, so it is not part of the difference. Table 3 decomposes the climate movement.</w:t>
       </w:r>
     </w:p>
     <w:p>
@@ -3949,7 +3949,7 @@
           <w:color w:val="0B4F4A"/>
           <w:sz w:val="22"/>
         </w:rPr>
-        <w:t>Table 7. The choice of global-warming-potential vintage moves the climate footprint by 5 %</w:t>
+        <w:t>Table 7. The choice of global-warming-potential revision moves the climate footprint by 5 %</w:t>
       </w:r>
     </w:p>
     <w:tbl>
@@ -3977,7 +3977,7 @@
                 <w:sz w:val="18"/>
                 <w:color w:val="FFFFFF"/>
               </w:rPr>
-              <w:t>Vintage</w:t>
+              <w:t>Revision</w:t>
             </w:r>
           </w:p>
         </w:tc>
@@ -4171,7 +4171,7 @@
           <w:color w:val="253331"/>
           <w:sz w:val="18"/>
         </w:rPr>
-        <w:t>Note. The study reports AR6 throughout. The spread across four IPCC assessment vintages is a reminder that a climate footprint is not a measurement but a measurement combined with a convention, and that the convention must be stated with the number. The environment variable HC_GWP_VINTAGE reproduces any row.</w:t>
+        <w:t>Note. The study reports AR6 throughout. The spread across four IPCC assessment revisions is a reminder that a climate footprint is not a measurement but a measurement combined with a convention, and that the convention must be stated with the number. The environment variable HC_GWP_REVISION reproduces any row.</w:t>
       </w:r>
     </w:p>
     <w:p>
@@ -4180,7 +4180,7 @@
           <w:color w:val="6B7F7B"/>
           <w:sz w:val="17"/>
         </w:rPr>
-        <w:t>Source. 15_gwp_vintage/gwp_vintage_sensitivity.csv</w:t>
+        <w:t>Source. 15_gwp_revision/gwp_revision_sensitivity.csv</w:t>
       </w:r>
     </w:p>
     <w:p/>
@@ -10947,7 +10947,7 @@
           <w:color w:val="6B7F7B"/>
           <w:sz w:val="17"/>
         </w:rPr>
-        <w:t>Source. 09_vintage_diagnostics/dk_block_vs_national_accounts.csv</w:t>
+        <w:t>Source. 09_exiobase_release_diagnostics/dk_block_vs_national_accounts.csv</w:t>
       </w:r>
     </w:p>
     <w:p/>

--- a/docs/revision/tables_of_record.docx
+++ b/docs/revision/tables_of_record.docx
@@ -39,7 +39,7 @@
         </w:rPr>
         <w:t>Model: EXIOBASE v3.8.2 IOT_2022_ixi with Danish sea-transport reallocation (Rørmose Jensen &amp; Iliev 2022)</w:t>
         <w:br/>
-        <w:t>Generated: 2026-09-10</w:t>
+        <w:t>Generated: 2026-09-11</w:t>
         <w:br/>
         <w:t>Source tree: data/gold/results/</w:t>
       </w:r>
@@ -221,7 +221,7 @@
                 <w:rFonts w:ascii="Calibri" w:hAnsi="Calibri"/>
                 <w:sz w:val="18"/>
               </w:rPr>
-              <w:t>95.5</w:t>
+              <w:t>95.4</w:t>
             </w:r>
           </w:p>
         </w:tc>
@@ -255,7 +255,7 @@
                 <w:rFonts w:ascii="Calibri" w:hAnsi="Calibri"/>
                 <w:sz w:val="18"/>
               </w:rPr>
-              <w:t>1,276.4</w:t>
+              <w:t>1,276.1</w:t>
             </w:r>
           </w:p>
         </w:tc>
@@ -319,7 +319,7 @@
                 <w:rFonts w:ascii="Calibri" w:hAnsi="Calibri"/>
                 <w:sz w:val="18"/>
               </w:rPr>
-              <w:t>4,712.4</w:t>
+              <w:t>4,675.5</w:t>
             </w:r>
           </w:p>
         </w:tc>
@@ -336,7 +336,7 @@
                 <w:rFonts w:ascii="Calibri" w:hAnsi="Calibri"/>
                 <w:sz w:val="18"/>
               </w:rPr>
-              <w:t>802.3</w:t>
+              <w:t>796.0</w:t>
             </w:r>
           </w:p>
         </w:tc>
@@ -353,7 +353,7 @@
                 <w:rFonts w:ascii="Calibri" w:hAnsi="Calibri"/>
                 <w:sz w:val="18"/>
               </w:rPr>
-              <w:t>77,477.5</w:t>
+              <w:t>77,240.6</w:t>
             </w:r>
           </w:p>
         </w:tc>
@@ -417,7 +417,7 @@
                 <w:rFonts w:ascii="Calibri" w:hAnsi="Calibri"/>
                 <w:sz w:val="18"/>
               </w:rPr>
-              <w:t>4,855.5</w:t>
+              <w:t>4,851.8</w:t>
             </w:r>
           </w:p>
         </w:tc>
@@ -434,7 +434,7 @@
                 <w:rFonts w:ascii="Calibri" w:hAnsi="Calibri"/>
                 <w:sz w:val="18"/>
               </w:rPr>
-              <w:t>826.7</w:t>
+              <w:t>826.1</w:t>
             </w:r>
           </w:p>
         </w:tc>
@@ -451,7 +451,7 @@
                 <w:rFonts w:ascii="Calibri" w:hAnsi="Calibri"/>
                 <w:sz w:val="18"/>
               </w:rPr>
-              <w:t>99,466.2</w:t>
+              <w:t>99,442.9</w:t>
             </w:r>
           </w:p>
         </w:tc>
@@ -515,7 +515,7 @@
                 <w:rFonts w:ascii="Calibri" w:hAnsi="Calibri"/>
                 <w:sz w:val="18"/>
               </w:rPr>
-              <w:t>4,259.4</w:t>
+              <w:t>4,257.2</w:t>
             </w:r>
           </w:p>
         </w:tc>
@@ -532,7 +532,7 @@
                 <w:rFonts w:ascii="Calibri" w:hAnsi="Calibri"/>
                 <w:sz w:val="18"/>
               </w:rPr>
-              <w:t>725.2</w:t>
+              <w:t>724.8</w:t>
             </w:r>
           </w:p>
         </w:tc>
@@ -549,7 +549,7 @@
                 <w:rFonts w:ascii="Calibri" w:hAnsi="Calibri"/>
                 <w:sz w:val="18"/>
               </w:rPr>
-              <w:t>53,939.3</w:t>
+              <w:t>53,925.1</w:t>
             </w:r>
           </w:p>
         </w:tc>
@@ -613,7 +613,7 @@
                 <w:rFonts w:ascii="Calibri" w:hAnsi="Calibri"/>
                 <w:sz w:val="18"/>
               </w:rPr>
-              <w:t>259.4</w:t>
+              <w:t>259.3</w:t>
             </w:r>
           </w:p>
         </w:tc>
@@ -630,7 +630,7 @@
                 <w:rFonts w:ascii="Calibri" w:hAnsi="Calibri"/>
                 <w:sz w:val="18"/>
               </w:rPr>
-              <w:t>44.2</w:t>
+              <w:t>44.1</w:t>
             </w:r>
           </w:p>
         </w:tc>
@@ -647,7 +647,7 @@
                 <w:rFonts w:ascii="Calibri" w:hAnsi="Calibri"/>
                 <w:sz w:val="18"/>
               </w:rPr>
-              <w:t>10,587.3</w:t>
+              <w:t>10,586.4</w:t>
             </w:r>
           </w:p>
         </w:tc>
@@ -664,7 +664,7 @@
                 <w:rFonts w:ascii="Calibri" w:hAnsi="Calibri"/>
                 <w:sz w:val="18"/>
               </w:rPr>
-              <w:t>2.5</w:t>
+              <w:t>2.4</w:t>
             </w:r>
           </w:p>
         </w:tc>
@@ -695,7 +695,7 @@
           <w:color w:val="6B7F7B"/>
           <w:sz w:val="17"/>
         </w:rPr>
-        <w:t>Source. 01_eriksen_replication/2022/figure1_activity_contributions.csv and 00_core_footprint/national_totals_summary.csv</w:t>
+        <w:t>Source. 01_eriksen_replication/2022_shipping_corrected/figure1_activity_contributions.csv and 00_core_footprint/national_totals_summary.csv</w:t>
       </w:r>
     </w:p>
     <w:p/>
@@ -870,7 +870,7 @@
                 <w:rFonts w:ascii="Calibri" w:hAnsi="Calibri"/>
                 <w:sz w:val="18"/>
               </w:rPr>
-              <w:t>95.5</w:t>
+              <w:t>95.4</w:t>
             </w:r>
           </w:p>
         </w:tc>
@@ -887,7 +887,7 @@
                 <w:rFonts w:ascii="Calibri" w:hAnsi="Calibri"/>
                 <w:sz w:val="18"/>
               </w:rPr>
-              <w:t>66.2</w:t>
+              <w:t>66.1</w:t>
             </w:r>
           </w:p>
         </w:tc>
@@ -934,7 +934,7 @@
                 <w:rFonts w:ascii="Calibri" w:hAnsi="Calibri"/>
                 <w:sz w:val="18"/>
               </w:rPr>
-              <w:t>6,361.3</w:t>
+              <w:t>6,360.4</w:t>
             </w:r>
           </w:p>
         </w:tc>
@@ -951,7 +951,7 @@
                 <w:rFonts w:ascii="Calibri" w:hAnsi="Calibri"/>
                 <w:sz w:val="18"/>
               </w:rPr>
-              <w:t>4,712.4</w:t>
+              <w:t>4,675.5</w:t>
             </w:r>
           </w:p>
         </w:tc>
@@ -968,7 +968,7 @@
                 <w:rFonts w:ascii="Calibri" w:hAnsi="Calibri"/>
                 <w:sz w:val="18"/>
               </w:rPr>
-              <w:t>-25.9</w:t>
+              <w:t>-26.5</w:t>
             </w:r>
           </w:p>
         </w:tc>
@@ -1032,7 +1032,7 @@
                 <w:rFonts w:ascii="Calibri" w:hAnsi="Calibri"/>
                 <w:sz w:val="18"/>
               </w:rPr>
-              <w:t>4,855.5</w:t>
+              <w:t>4,851.8</w:t>
             </w:r>
           </w:p>
         </w:tc>
@@ -1049,7 +1049,7 @@
                 <w:rFonts w:ascii="Calibri" w:hAnsi="Calibri"/>
                 <w:sz w:val="18"/>
               </w:rPr>
-              <w:t>38.1</w:t>
+              <w:t>38.0</w:t>
             </w:r>
           </w:p>
         </w:tc>
@@ -1113,7 +1113,7 @@
                 <w:rFonts w:ascii="Calibri" w:hAnsi="Calibri"/>
                 <w:sz w:val="18"/>
               </w:rPr>
-              <w:t>4,259.4</w:t>
+              <w:t>4,257.2</w:t>
             </w:r>
           </w:p>
         </w:tc>
@@ -1130,7 +1130,7 @@
                 <w:rFonts w:ascii="Calibri" w:hAnsi="Calibri"/>
                 <w:sz w:val="18"/>
               </w:rPr>
-              <w:t>36.2</w:t>
+              <w:t>36.1</w:t>
             </w:r>
           </w:p>
         </w:tc>
@@ -1194,7 +1194,7 @@
                 <w:rFonts w:ascii="Calibri" w:hAnsi="Calibri"/>
                 <w:sz w:val="18"/>
               </w:rPr>
-              <w:t>259.4</w:t>
+              <w:t>259.3</w:t>
             </w:r>
           </w:p>
         </w:tc>
@@ -1393,7 +1393,7 @@
                 <w:rFonts w:ascii="Calibri" w:hAnsi="Calibri"/>
                 <w:sz w:val="18"/>
               </w:rPr>
-              <w:t>595.8</w:t>
+              <w:t>566.5</w:t>
             </w:r>
           </w:p>
         </w:tc>
@@ -1410,7 +1410,7 @@
                 <w:rFonts w:ascii="Calibri" w:hAnsi="Calibri"/>
                 <w:sz w:val="18"/>
               </w:rPr>
-              <w:t>-2,009.3</w:t>
+              <w:t>-2,038.6</w:t>
             </w:r>
           </w:p>
         </w:tc>
@@ -1474,7 +1474,7 @@
                 <w:rFonts w:ascii="Calibri" w:hAnsi="Calibri"/>
                 <w:sz w:val="18"/>
               </w:rPr>
-              <w:t>1,738.3</w:t>
+              <w:t>1,737.4</w:t>
             </w:r>
           </w:p>
         </w:tc>
@@ -1491,7 +1491,7 @@
                 <w:rFonts w:ascii="Calibri" w:hAnsi="Calibri"/>
                 <w:sz w:val="18"/>
               </w:rPr>
-              <w:t>887.3</w:t>
+              <w:t>886.5</w:t>
             </w:r>
           </w:p>
         </w:tc>
@@ -1555,7 +1555,7 @@
                 <w:rFonts w:ascii="Calibri" w:hAnsi="Calibri"/>
                 <w:sz w:val="18"/>
               </w:rPr>
-              <w:t>618.7</w:t>
+              <w:t>613.4</w:t>
             </w:r>
           </w:p>
         </w:tc>
@@ -1572,7 +1572,7 @@
                 <w:rFonts w:ascii="Calibri" w:hAnsi="Calibri"/>
                 <w:sz w:val="18"/>
               </w:rPr>
-              <w:t>-295.7</w:t>
+              <w:t>-301.1</w:t>
             </w:r>
           </w:p>
         </w:tc>
@@ -1602,7 +1602,7 @@
                 <w:rFonts w:ascii="Calibri" w:hAnsi="Calibri"/>
                 <w:sz w:val="18"/>
               </w:rPr>
-              <w:t>Unallocated</w:t>
+              <w:t>Other</w:t>
             </w:r>
           </w:p>
         </w:tc>
@@ -1636,7 +1636,7 @@
                 <w:rFonts w:ascii="Calibri" w:hAnsi="Calibri"/>
                 <w:sz w:val="18"/>
               </w:rPr>
-              <w:t>293.4</w:t>
+              <w:t>293.0</w:t>
             </w:r>
           </w:p>
         </w:tc>
@@ -1653,7 +1653,7 @@
                 <w:rFonts w:ascii="Calibri" w:hAnsi="Calibri"/>
                 <w:sz w:val="18"/>
               </w:rPr>
-              <w:t>-194.2</w:t>
+              <w:t>-194.7</w:t>
             </w:r>
           </w:p>
         </w:tc>
@@ -1717,7 +1717,7 @@
                 <w:rFonts w:ascii="Calibri" w:hAnsi="Calibri"/>
                 <w:sz w:val="18"/>
               </w:rPr>
-              <w:t>200.5</w:t>
+              <w:t>199.9</w:t>
             </w:r>
           </w:p>
         </w:tc>
@@ -1734,7 +1734,7 @@
                 <w:rFonts w:ascii="Calibri" w:hAnsi="Calibri"/>
                 <w:sz w:val="18"/>
               </w:rPr>
-              <w:t>-40.6</w:t>
+              <w:t>-41.2</w:t>
             </w:r>
           </w:p>
         </w:tc>
@@ -1781,7 +1781,7 @@
                 <w:rFonts w:ascii="Calibri" w:hAnsi="Calibri"/>
                 <w:sz w:val="18"/>
               </w:rPr>
-              <w:t>164.3</w:t>
+              <w:t>163.4</w:t>
             </w:r>
           </w:p>
         </w:tc>
@@ -1815,7 +1815,7 @@
                 <w:rFonts w:ascii="Calibri" w:hAnsi="Calibri"/>
                 <w:sz w:val="18"/>
               </w:rPr>
-              <w:t>-34.2</w:t>
+              <w:t>-33.3</w:t>
             </w:r>
           </w:p>
         </w:tc>
@@ -1879,7 +1879,7 @@
                 <w:rFonts w:ascii="Calibri" w:hAnsi="Calibri"/>
                 <w:sz w:val="18"/>
               </w:rPr>
-              <w:t>434.1</w:t>
+              <w:t>433.7</w:t>
             </w:r>
           </w:p>
         </w:tc>
@@ -1896,7 +1896,7 @@
                 <w:rFonts w:ascii="Calibri" w:hAnsi="Calibri"/>
                 <w:sz w:val="18"/>
               </w:rPr>
-              <w:t>30.3</w:t>
+              <w:t>29.9</w:t>
             </w:r>
           </w:p>
         </w:tc>
@@ -2058,7 +2058,7 @@
                 <w:rFonts w:ascii="Calibri" w:hAnsi="Calibri"/>
                 <w:sz w:val="18"/>
               </w:rPr>
-              <w:t>1.7</w:t>
+              <w:t>1.6</w:t>
             </w:r>
           </w:p>
         </w:tc>
@@ -2321,7 +2321,7 @@
                 <w:rFonts w:ascii="Calibri" w:hAnsi="Calibri"/>
                 <w:sz w:val="18"/>
               </w:rPr>
-              <w:t>95.36</w:t>
+              <w:t>95.30</w:t>
             </w:r>
           </w:p>
         </w:tc>
@@ -2355,7 +2355,7 @@
                 <w:rFonts w:ascii="Calibri" w:hAnsi="Calibri"/>
                 <w:sz w:val="18"/>
               </w:rPr>
-              <w:t>95.50</w:t>
+              <w:t>95.45</w:t>
             </w:r>
           </w:p>
         </w:tc>
@@ -2436,7 +2436,7 @@
                 <w:rFonts w:ascii="Calibri" w:hAnsi="Calibri"/>
                 <w:sz w:val="18"/>
               </w:rPr>
-              <w:t>4,243.55</w:t>
+              <w:t>4,206.60</w:t>
             </w:r>
           </w:p>
         </w:tc>
@@ -2470,7 +2470,7 @@
                 <w:rFonts w:ascii="Calibri" w:hAnsi="Calibri"/>
                 <w:sz w:val="18"/>
               </w:rPr>
-              <w:t>4,710.58</w:t>
+              <w:t>4,673.63</w:t>
             </w:r>
           </w:p>
         </w:tc>
@@ -2551,7 +2551,7 @@
                 <w:rFonts w:ascii="Calibri" w:hAnsi="Calibri"/>
                 <w:sz w:val="18"/>
               </w:rPr>
-              <w:t>4,854.70</w:t>
+              <w:t>4,851.07</w:t>
             </w:r>
           </w:p>
         </w:tc>
@@ -2585,7 +2585,7 @@
                 <w:rFonts w:ascii="Calibri" w:hAnsi="Calibri"/>
                 <w:sz w:val="18"/>
               </w:rPr>
-              <w:t>4,855.46</w:t>
+              <w:t>4,851.83</w:t>
             </w:r>
           </w:p>
         </w:tc>
@@ -2666,7 +2666,7 @@
                 <w:rFonts w:ascii="Calibri" w:hAnsi="Calibri"/>
                 <w:sz w:val="18"/>
               </w:rPr>
-              <w:t>4,248.47</w:t>
+              <w:t>4,246.25</w:t>
             </w:r>
           </w:p>
         </w:tc>
@@ -2700,7 +2700,7 @@
                 <w:rFonts w:ascii="Calibri" w:hAnsi="Calibri"/>
                 <w:sz w:val="18"/>
               </w:rPr>
-              <w:t>4,259.38</w:t>
+              <w:t>4,257.17</w:t>
             </w:r>
           </w:p>
         </w:tc>
@@ -2781,7 +2781,7 @@
                 <w:rFonts w:ascii="Calibri" w:hAnsi="Calibri"/>
                 <w:sz w:val="18"/>
               </w:rPr>
-              <w:t>213.71</w:t>
+              <w:t>213.57</w:t>
             </w:r>
           </w:p>
         </w:tc>
@@ -2815,7 +2815,7 @@
                 <w:rFonts w:ascii="Calibri" w:hAnsi="Calibri"/>
                 <w:sz w:val="18"/>
               </w:rPr>
-              <w:t>256.94</w:t>
+              <w:t>256.80</w:t>
             </w:r>
           </w:p>
         </w:tc>
@@ -3419,7 +3419,7 @@
                 <w:rFonts w:ascii="Calibri" w:hAnsi="Calibri"/>
                 <w:sz w:val="18"/>
               </w:rPr>
-              <w:t>77.5</w:t>
+              <w:t>77.2</w:t>
             </w:r>
           </w:p>
         </w:tc>
@@ -3436,7 +3436,7 @@
                 <w:rFonts w:ascii="Calibri" w:hAnsi="Calibri"/>
                 <w:sz w:val="18"/>
               </w:rPr>
-              <w:t>13.19</w:t>
+              <w:t>13.15</w:t>
             </w:r>
           </w:p>
         </w:tc>
@@ -3706,7 +3706,7 @@
                 <w:rFonts w:ascii="Calibri" w:hAnsi="Calibri"/>
                 <w:sz w:val="18"/>
               </w:rPr>
-              <w:t>4.71</w:t>
+              <w:t>4.68</w:t>
             </w:r>
           </w:p>
         </w:tc>
@@ -3723,7 +3723,7 @@
                 <w:rFonts w:ascii="Calibri" w:hAnsi="Calibri"/>
                 <w:sz w:val="18"/>
               </w:rPr>
-              <w:t>0.802</w:t>
+              <w:t>0.796</w:t>
             </w:r>
           </w:p>
         </w:tc>
@@ -3902,7 +3902,7 @@
                 <w:rFonts w:ascii="Calibri" w:hAnsi="Calibri"/>
                 <w:sz w:val="18"/>
               </w:rPr>
-              <w:t>8.2</w:t>
+              <w:t>8.3</w:t>
             </w:r>
           </w:p>
         </w:tc>
@@ -4373,7 +4373,7 @@
                 <w:rFonts w:ascii="Calibri" w:hAnsi="Calibri"/>
                 <w:sz w:val="18"/>
               </w:rPr>
-              <w:t>102.4</w:t>
+              <w:t>102.3</w:t>
             </w:r>
           </w:p>
         </w:tc>
@@ -4454,7 +4454,7 @@
                 <w:rFonts w:ascii="Calibri" w:hAnsi="Calibri"/>
                 <w:sz w:val="18"/>
               </w:rPr>
-              <w:t>4,062.0</w:t>
+              <w:t>4,025.0</w:t>
             </w:r>
           </w:p>
         </w:tc>
@@ -4471,7 +4471,7 @@
                 <w:rFonts w:ascii="Calibri" w:hAnsi="Calibri"/>
                 <w:sz w:val="18"/>
               </w:rPr>
-              <w:t>4,598.1</w:t>
+              <w:t>4,559.7</w:t>
             </w:r>
           </w:p>
         </w:tc>
@@ -4488,7 +4488,7 @@
                 <w:rFonts w:ascii="Calibri" w:hAnsi="Calibri"/>
                 <w:sz w:val="18"/>
               </w:rPr>
-              <w:t>4,913.9</w:t>
+              <w:t>4,874.7</w:t>
             </w:r>
           </w:p>
         </w:tc>
@@ -4505,7 +4505,7 @@
                 <w:rFonts w:ascii="Calibri" w:hAnsi="Calibri"/>
                 <w:sz w:val="18"/>
               </w:rPr>
-              <w:t>21.0</w:t>
+              <w:t>21.1</w:t>
             </w:r>
           </w:p>
         </w:tc>
@@ -4552,7 +4552,7 @@
                 <w:rFonts w:ascii="Calibri" w:hAnsi="Calibri"/>
                 <w:sz w:val="18"/>
               </w:rPr>
-              <w:t>4,853.8</w:t>
+              <w:t>4,850.2</w:t>
             </w:r>
           </w:p>
         </w:tc>
@@ -4569,7 +4569,7 @@
                 <w:rFonts w:ascii="Calibri" w:hAnsi="Calibri"/>
                 <w:sz w:val="18"/>
               </w:rPr>
-              <w:t>5,362.1</w:t>
+              <w:t>5,358.3</w:t>
             </w:r>
           </w:p>
         </w:tc>
@@ -4586,7 +4586,7 @@
                 <w:rFonts w:ascii="Calibri" w:hAnsi="Calibri"/>
                 <w:sz w:val="18"/>
               </w:rPr>
-              <w:t>5,767.1</w:t>
+              <w:t>5,761.9</w:t>
             </w:r>
           </w:p>
         </w:tc>
@@ -4650,7 +4650,7 @@
                 <w:rFonts w:ascii="Calibri" w:hAnsi="Calibri"/>
                 <w:sz w:val="18"/>
               </w:rPr>
-              <w:t>4,233.7</w:t>
+              <w:t>4,231.5</w:t>
             </w:r>
           </w:p>
         </w:tc>
@@ -4667,7 +4667,7 @@
                 <w:rFonts w:ascii="Calibri" w:hAnsi="Calibri"/>
                 <w:sz w:val="18"/>
               </w:rPr>
-              <w:t>5,027.7</w:t>
+              <w:t>5,025.4</w:t>
             </w:r>
           </w:p>
         </w:tc>
@@ -4684,7 +4684,7 @@
                 <w:rFonts w:ascii="Calibri" w:hAnsi="Calibri"/>
                 <w:sz w:val="18"/>
               </w:rPr>
-              <w:t>5,546.6</w:t>
+              <w:t>5,542.3</w:t>
             </w:r>
           </w:p>
         </w:tc>
@@ -4748,7 +4748,7 @@
                 <w:rFonts w:ascii="Calibri" w:hAnsi="Calibri"/>
                 <w:sz w:val="18"/>
               </w:rPr>
-              <w:t>259.4</w:t>
+              <w:t>259.3</w:t>
             </w:r>
           </w:p>
         </w:tc>
@@ -4765,7 +4765,7 @@
                 <w:rFonts w:ascii="Calibri" w:hAnsi="Calibri"/>
                 <w:sz w:val="18"/>
               </w:rPr>
-              <w:t>283.2</w:t>
+              <w:t>283.0</w:t>
             </w:r>
           </w:p>
         </w:tc>
@@ -4782,7 +4782,7 @@
                 <w:rFonts w:ascii="Calibri" w:hAnsi="Calibri"/>
                 <w:sz w:val="18"/>
               </w:rPr>
-              <w:t>301.0</w:t>
+              <w:t>300.8</w:t>
             </w:r>
           </w:p>
         </w:tc>
@@ -5000,7 +5000,7 @@
                 <w:rFonts w:ascii="Calibri" w:hAnsi="Calibri"/>
                 <w:sz w:val="18"/>
               </w:rPr>
-              <w:t>4,712.4</w:t>
+              <w:t>4,675.5</w:t>
             </w:r>
           </w:p>
         </w:tc>
@@ -5017,7 +5017,7 @@
                 <w:rFonts w:ascii="Calibri" w:hAnsi="Calibri"/>
                 <w:sz w:val="18"/>
               </w:rPr>
-              <w:t>4,733.7</w:t>
+              <w:t>4,696.5</w:t>
             </w:r>
           </w:p>
         </w:tc>
@@ -5034,7 +5034,7 @@
                 <w:rFonts w:ascii="Calibri" w:hAnsi="Calibri"/>
                 <w:sz w:val="18"/>
               </w:rPr>
-              <w:t>4,063.6</w:t>
+              <w:t>4,031.6</w:t>
             </w:r>
           </w:p>
         </w:tc>
@@ -5051,7 +5051,7 @@
                 <w:rFonts w:ascii="Calibri" w:hAnsi="Calibri"/>
                 <w:sz w:val="18"/>
               </w:rPr>
-              <w:t>5,531.3</w:t>
+              <w:t>5,488.3</w:t>
             </w:r>
           </w:p>
         </w:tc>
@@ -5118,7 +5118,7 @@
                 <w:rFonts w:ascii="Calibri" w:hAnsi="Calibri"/>
                 <w:sz w:val="18"/>
               </w:rPr>
-              <w:t>4,259.4</w:t>
+              <w:t>4,257.2</w:t>
             </w:r>
           </w:p>
         </w:tc>
@@ -5135,7 +5135,7 @@
                 <w:rFonts w:ascii="Calibri" w:hAnsi="Calibri"/>
                 <w:sz w:val="18"/>
               </w:rPr>
-              <w:t>4,257.1</w:t>
+              <w:t>4,254.9</w:t>
             </w:r>
           </w:p>
         </w:tc>
@@ -5152,7 +5152,7 @@
                 <w:rFonts w:ascii="Calibri" w:hAnsi="Calibri"/>
                 <w:sz w:val="18"/>
               </w:rPr>
-              <w:t>3,619.2</w:t>
+              <w:t>3,617.3</w:t>
             </w:r>
           </w:p>
         </w:tc>
@@ -5169,7 +5169,7 @@
                 <w:rFonts w:ascii="Calibri" w:hAnsi="Calibri"/>
                 <w:sz w:val="18"/>
               </w:rPr>
-              <w:t>5,015.6</w:t>
+              <w:t>5,013.0</w:t>
             </w:r>
           </w:p>
         </w:tc>
@@ -5236,7 +5236,7 @@
                 <w:rFonts w:ascii="Calibri" w:hAnsi="Calibri"/>
                 <w:sz w:val="18"/>
               </w:rPr>
-              <w:t>95.5</w:t>
+              <w:t>95.4</w:t>
             </w:r>
           </w:p>
         </w:tc>
@@ -5270,7 +5270,7 @@
                 <w:rFonts w:ascii="Calibri" w:hAnsi="Calibri"/>
                 <w:sz w:val="18"/>
               </w:rPr>
-              <w:t>81.1</w:t>
+              <w:t>81.0</w:t>
             </w:r>
           </w:p>
         </w:tc>
@@ -5354,7 +5354,7 @@
                 <w:rFonts w:ascii="Calibri" w:hAnsi="Calibri"/>
                 <w:sz w:val="18"/>
               </w:rPr>
-              <w:t>4,855.5</w:t>
+              <w:t>4,851.8</w:t>
             </w:r>
           </w:p>
         </w:tc>
@@ -5371,7 +5371,7 @@
                 <w:rFonts w:ascii="Calibri" w:hAnsi="Calibri"/>
                 <w:sz w:val="18"/>
               </w:rPr>
-              <w:t>4,851.8</w:t>
+              <w:t>4,848.2</w:t>
             </w:r>
           </w:p>
         </w:tc>
@@ -5388,7 +5388,7 @@
                 <w:rFonts w:ascii="Calibri" w:hAnsi="Calibri"/>
                 <w:sz w:val="18"/>
               </w:rPr>
-              <w:t>4,121.3</w:t>
+              <w:t>4,118.2</w:t>
             </w:r>
           </w:p>
         </w:tc>
@@ -5405,7 +5405,7 @@
                 <w:rFonts w:ascii="Calibri" w:hAnsi="Calibri"/>
                 <w:sz w:val="18"/>
               </w:rPr>
-              <w:t>5,721.5</w:t>
+              <w:t>5,717.2</w:t>
             </w:r>
           </w:p>
         </w:tc>
@@ -5472,6 +5472,23 @@
                 <w:rFonts w:ascii="Calibri" w:hAnsi="Calibri"/>
                 <w:sz w:val="18"/>
               </w:rPr>
+              <w:t>259.3</w:t>
+            </w:r>
+          </w:p>
+        </w:tc>
+        <w:tc>
+          <w:tcPr>
+            <w:tcW w:type="dxa" w:w="1419"/>
+          </w:tcPr>
+          <w:p>
+            <w:pPr>
+              <w:jc w:val="right"/>
+            </w:pPr>
+            <w:r>
+              <w:rPr>
+                <w:rFonts w:ascii="Calibri" w:hAnsi="Calibri"/>
+                <w:sz w:val="18"/>
+              </w:rPr>
               <w:t>259.4</w:t>
             </w:r>
           </w:p>
@@ -5489,7 +5506,7 @@
                 <w:rFonts w:ascii="Calibri" w:hAnsi="Calibri"/>
                 <w:sz w:val="18"/>
               </w:rPr>
-              <w:t>259.6</w:t>
+              <w:t>225.6</w:t>
             </w:r>
           </w:p>
         </w:tc>
@@ -5506,24 +5523,7 @@
                 <w:rFonts w:ascii="Calibri" w:hAnsi="Calibri"/>
                 <w:sz w:val="18"/>
               </w:rPr>
-              <w:t>225.7</w:t>
-            </w:r>
-          </w:p>
-        </w:tc>
-        <w:tc>
-          <w:tcPr>
-            <w:tcW w:type="dxa" w:w="1419"/>
-          </w:tcPr>
-          <w:p>
-            <w:pPr>
-              <w:jc w:val="right"/>
-            </w:pPr>
-            <w:r>
-              <w:rPr>
-                <w:rFonts w:ascii="Calibri" w:hAnsi="Calibri"/>
-                <w:sz w:val="18"/>
-              </w:rPr>
-              <w:t>299.1</w:t>
+              <w:t>299.0</w:t>
             </w:r>
           </w:p>
         </w:tc>
@@ -5668,7 +5668,7 @@
                 <w:rFonts w:ascii="Calibri" w:hAnsi="Calibri"/>
                 <w:sz w:val="18"/>
               </w:rPr>
-              <w:t>78.8</w:t>
+              <w:t>78.4</w:t>
             </w:r>
           </w:p>
         </w:tc>
@@ -5701,7 +5701,7 @@
                 <w:rFonts w:ascii="Calibri" w:hAnsi="Calibri"/>
                 <w:sz w:val="18"/>
               </w:rPr>
-              <w:t>9.29</w:t>
+              <w:t>9.43</w:t>
             </w:r>
           </w:p>
         </w:tc>
@@ -5734,7 +5734,7 @@
                 <w:rFonts w:ascii="Calibri" w:hAnsi="Calibri"/>
                 <w:sz w:val="18"/>
               </w:rPr>
-              <w:t>6.73</w:t>
+              <w:t>6.83</w:t>
             </w:r>
           </w:p>
         </w:tc>
@@ -5767,7 +5767,7 @@
                 <w:rFonts w:ascii="Calibri" w:hAnsi="Calibri"/>
                 <w:sz w:val="18"/>
               </w:rPr>
-              <w:t>5.12</w:t>
+              <w:t>5.20</w:t>
             </w:r>
           </w:p>
         </w:tc>
@@ -5800,7 +5800,7 @@
                 <w:rFonts w:ascii="Calibri" w:hAnsi="Calibri"/>
                 <w:sz w:val="18"/>
               </w:rPr>
-              <w:t>0.0934</w:t>
+              <w:t>0.0948</w:t>
             </w:r>
           </w:p>
         </w:tc>
@@ -5833,7 +5833,7 @@
                 <w:rFonts w:ascii="Calibri" w:hAnsi="Calibri"/>
                 <w:sz w:val="18"/>
               </w:rPr>
-              <w:t>0.00737</w:t>
+              <w:t>0.00748</w:t>
             </w:r>
           </w:p>
         </w:tc>
@@ -5866,7 +5866,7 @@
                 <w:rFonts w:ascii="Calibri" w:hAnsi="Calibri"/>
                 <w:sz w:val="18"/>
               </w:rPr>
-              <w:t>0.00195</w:t>
+              <w:t>0.00198</w:t>
             </w:r>
           </w:p>
         </w:tc>
@@ -5995,7 +5995,7 @@
                 <w:rFonts w:ascii="Calibri" w:hAnsi="Calibri"/>
                 <w:sz w:val="18"/>
               </w:rPr>
-              <w:t>4,712.4</w:t>
+              <w:t>4,675.5</w:t>
             </w:r>
           </w:p>
         </w:tc>
@@ -6042,7 +6042,7 @@
                 <w:rFonts w:ascii="Calibri" w:hAnsi="Calibri"/>
                 <w:sz w:val="18"/>
               </w:rPr>
-              <w:t>-2,356.2</w:t>
+              <w:t>-2,337.7</w:t>
             </w:r>
           </w:p>
         </w:tc>
@@ -6089,7 +6089,7 @@
                 <w:rFonts w:ascii="Calibri" w:hAnsi="Calibri"/>
                 <w:sz w:val="18"/>
               </w:rPr>
-              <w:t>-360.9</w:t>
+              <w:t>-360.8</w:t>
             </w:r>
           </w:p>
         </w:tc>
@@ -6136,7 +6136,7 @@
                 <w:rFonts w:ascii="Calibri" w:hAnsi="Calibri"/>
                 <w:sz w:val="18"/>
               </w:rPr>
-              <w:t>-361.1</w:t>
+              <w:t>-361.0</w:t>
             </w:r>
           </w:p>
         </w:tc>
@@ -6230,7 +6230,7 @@
                 <w:rFonts w:ascii="Calibri" w:hAnsi="Calibri"/>
                 <w:sz w:val="18"/>
               </w:rPr>
-              <w:t>15.3</w:t>
+              <w:t>15.4</w:t>
             </w:r>
           </w:p>
         </w:tc>
@@ -6277,7 +6277,7 @@
                 <w:rFonts w:ascii="Calibri" w:hAnsi="Calibri"/>
                 <w:sz w:val="18"/>
               </w:rPr>
-              <w:t>-460.6</w:t>
+              <w:t>-460.4</w:t>
             </w:r>
           </w:p>
         </w:tc>
@@ -6324,7 +6324,7 @@
                 <w:rFonts w:ascii="Calibri" w:hAnsi="Calibri"/>
                 <w:sz w:val="18"/>
               </w:rPr>
-              <w:t>19.5</w:t>
+              <w:t>19.7</w:t>
             </w:r>
           </w:p>
         </w:tc>
@@ -6371,7 +6371,7 @@
                 <w:rFonts w:ascii="Calibri" w:hAnsi="Calibri"/>
                 <w:sz w:val="18"/>
               </w:rPr>
-              <w:t>-280.9</w:t>
+              <w:t>-281.5</w:t>
             </w:r>
           </w:p>
         </w:tc>
@@ -6418,7 +6418,7 @@
                 <w:rFonts w:ascii="Calibri" w:hAnsi="Calibri"/>
                 <w:sz w:val="18"/>
               </w:rPr>
-              <w:t>80.0</w:t>
+              <w:t>79.3</w:t>
             </w:r>
           </w:p>
         </w:tc>
@@ -6465,7 +6465,7 @@
                 <w:rFonts w:ascii="Calibri" w:hAnsi="Calibri"/>
                 <w:sz w:val="18"/>
               </w:rPr>
-              <w:t>848.2</w:t>
+              <w:t>841.6</w:t>
             </w:r>
           </w:p>
         </w:tc>
@@ -6512,7 +6512,7 @@
                 <w:rFonts w:ascii="Calibri" w:hAnsi="Calibri"/>
                 <w:sz w:val="18"/>
               </w:rPr>
-              <w:t>387.6</w:t>
+              <w:t>381.2</w:t>
             </w:r>
           </w:p>
         </w:tc>
@@ -6719,7 +6719,7 @@
                 <w:rFonts w:ascii="Calibri" w:hAnsi="Calibri"/>
                 <w:sz w:val="18"/>
               </w:rPr>
-              <w:t>-9.77</w:t>
+              <w:t>-9.85</w:t>
             </w:r>
           </w:p>
         </w:tc>
@@ -6820,7 +6820,7 @@
                 <w:rFonts w:ascii="Calibri" w:hAnsi="Calibri"/>
                 <w:sz w:val="18"/>
               </w:rPr>
-              <w:t>-7.66</w:t>
+              <w:t>-7.72</w:t>
             </w:r>
           </w:p>
         </w:tc>
@@ -6921,7 +6921,7 @@
                 <w:rFonts w:ascii="Calibri" w:hAnsi="Calibri"/>
                 <w:sz w:val="18"/>
               </w:rPr>
-              <w:t>-6.81</w:t>
+              <w:t>-6.86</w:t>
             </w:r>
           </w:p>
         </w:tc>
@@ -7022,7 +7022,7 @@
                 <w:rFonts w:ascii="Calibri" w:hAnsi="Calibri"/>
                 <w:sz w:val="18"/>
               </w:rPr>
-              <w:t>-6.72</w:t>
+              <w:t>-6.77</w:t>
             </w:r>
           </w:p>
         </w:tc>
@@ -7123,7 +7123,7 @@
                 <w:rFonts w:ascii="Calibri" w:hAnsi="Calibri"/>
                 <w:sz w:val="18"/>
               </w:rPr>
-              <w:t>-5.99</w:t>
+              <w:t>-6.04</w:t>
             </w:r>
           </w:p>
         </w:tc>
@@ -7224,7 +7224,7 @@
                 <w:rFonts w:ascii="Calibri" w:hAnsi="Calibri"/>
                 <w:sz w:val="18"/>
               </w:rPr>
-              <w:t>-5.96</w:t>
+              <w:t>-6.02</w:t>
             </w:r>
           </w:p>
         </w:tc>
@@ -7292,7 +7292,7 @@
                 <w:rFonts w:ascii="Calibri" w:hAnsi="Calibri"/>
                 <w:sz w:val="18"/>
               </w:rPr>
-              <w:t>0.36</w:t>
+              <w:t>0.37</w:t>
             </w:r>
           </w:p>
         </w:tc>
@@ -7325,7 +7325,7 @@
                 <w:rFonts w:ascii="Calibri" w:hAnsi="Calibri"/>
                 <w:sz w:val="18"/>
               </w:rPr>
-              <w:t>-5.74</w:t>
+              <w:t>-5.78</w:t>
             </w:r>
           </w:p>
         </w:tc>
@@ -7426,7 +7426,7 @@
                 <w:rFonts w:ascii="Calibri" w:hAnsi="Calibri"/>
                 <w:sz w:val="18"/>
               </w:rPr>
-              <w:t>-3.99</w:t>
+              <w:t>-4.03</w:t>
             </w:r>
           </w:p>
         </w:tc>
@@ -7527,7 +7527,7 @@
                 <w:rFonts w:ascii="Calibri" w:hAnsi="Calibri"/>
                 <w:sz w:val="18"/>
               </w:rPr>
-              <w:t>-3.09</w:t>
+              <w:t>-3.11</w:t>
             </w:r>
           </w:p>
         </w:tc>
@@ -7561,24 +7561,24 @@
                 <w:rFonts w:ascii="Calibri" w:hAnsi="Calibri"/>
                 <w:sz w:val="18"/>
               </w:rPr>
+              <w:t>0.00</w:t>
+            </w:r>
+          </w:p>
+        </w:tc>
+        <w:tc>
+          <w:tcPr>
+            <w:tcW w:type="dxa" w:w="1656"/>
+          </w:tcPr>
+          <w:p>
+            <w:pPr>
+              <w:jc w:val="right"/>
+            </w:pPr>
+            <w:r>
+              <w:rPr>
+                <w:rFonts w:ascii="Calibri" w:hAnsi="Calibri"/>
+                <w:sz w:val="18"/>
+              </w:rPr>
               <w:t>-0.00</w:t>
-            </w:r>
-          </w:p>
-        </w:tc>
-        <w:tc>
-          <w:tcPr>
-            <w:tcW w:type="dxa" w:w="1656"/>
-          </w:tcPr>
-          <w:p>
-            <w:pPr>
-              <w:jc w:val="right"/>
-            </w:pPr>
-            <w:r>
-              <w:rPr>
-                <w:rFonts w:ascii="Calibri" w:hAnsi="Calibri"/>
-                <w:sz w:val="18"/>
-              </w:rPr>
-              <w:t>0.00</w:t>
             </w:r>
           </w:p>
         </w:tc>
@@ -7628,7 +7628,7 @@
                 <w:rFonts w:ascii="Calibri" w:hAnsi="Calibri"/>
                 <w:sz w:val="18"/>
               </w:rPr>
-              <w:t>-3.05</w:t>
+              <w:t>-3.07</w:t>
             </w:r>
           </w:p>
         </w:tc>
@@ -7662,24 +7662,24 @@
                 <w:rFonts w:ascii="Calibri" w:hAnsi="Calibri"/>
                 <w:sz w:val="18"/>
               </w:rPr>
+              <w:t>0.00</w:t>
+            </w:r>
+          </w:p>
+        </w:tc>
+        <w:tc>
+          <w:tcPr>
+            <w:tcW w:type="dxa" w:w="1656"/>
+          </w:tcPr>
+          <w:p>
+            <w:pPr>
+              <w:jc w:val="right"/>
+            </w:pPr>
+            <w:r>
+              <w:rPr>
+                <w:rFonts w:ascii="Calibri" w:hAnsi="Calibri"/>
+                <w:sz w:val="18"/>
+              </w:rPr>
               <w:t>-0.00</w:t>
-            </w:r>
-          </w:p>
-        </w:tc>
-        <w:tc>
-          <w:tcPr>
-            <w:tcW w:type="dxa" w:w="1656"/>
-          </w:tcPr>
-          <w:p>
-            <w:pPr>
-              <w:jc w:val="right"/>
-            </w:pPr>
-            <w:r>
-              <w:rPr>
-                <w:rFonts w:ascii="Calibri" w:hAnsi="Calibri"/>
-                <w:sz w:val="18"/>
-              </w:rPr>
-              <w:t>0.00</w:t>
             </w:r>
           </w:p>
         </w:tc>
@@ -7729,7 +7729,7 @@
                 <w:rFonts w:ascii="Calibri" w:hAnsi="Calibri"/>
                 <w:sz w:val="18"/>
               </w:rPr>
-              <w:t>-2.72</w:t>
+              <w:t>-2.74</w:t>
             </w:r>
           </w:p>
         </w:tc>
@@ -7763,24 +7763,24 @@
                 <w:rFonts w:ascii="Calibri" w:hAnsi="Calibri"/>
                 <w:sz w:val="18"/>
               </w:rPr>
+              <w:t>0.00</w:t>
+            </w:r>
+          </w:p>
+        </w:tc>
+        <w:tc>
+          <w:tcPr>
+            <w:tcW w:type="dxa" w:w="1656"/>
+          </w:tcPr>
+          <w:p>
+            <w:pPr>
+              <w:jc w:val="right"/>
+            </w:pPr>
+            <w:r>
+              <w:rPr>
+                <w:rFonts w:ascii="Calibri" w:hAnsi="Calibri"/>
+                <w:sz w:val="18"/>
+              </w:rPr>
               <w:t>-0.00</w:t>
-            </w:r>
-          </w:p>
-        </w:tc>
-        <w:tc>
-          <w:tcPr>
-            <w:tcW w:type="dxa" w:w="1656"/>
-          </w:tcPr>
-          <w:p>
-            <w:pPr>
-              <w:jc w:val="right"/>
-            </w:pPr>
-            <w:r>
-              <w:rPr>
-                <w:rFonts w:ascii="Calibri" w:hAnsi="Calibri"/>
-                <w:sz w:val="18"/>
-              </w:rPr>
-              <w:t>0.00</w:t>
             </w:r>
           </w:p>
         </w:tc>
@@ -7830,7 +7830,7 @@
                 <w:rFonts w:ascii="Calibri" w:hAnsi="Calibri"/>
                 <w:sz w:val="18"/>
               </w:rPr>
-              <w:t>-2.66</w:t>
+              <w:t>-2.68</w:t>
             </w:r>
           </w:p>
         </w:tc>
@@ -7931,7 +7931,7 @@
                 <w:rFonts w:ascii="Calibri" w:hAnsi="Calibri"/>
                 <w:sz w:val="18"/>
               </w:rPr>
-              <w:t>-2.60</w:t>
+              <w:t>-2.62</w:t>
             </w:r>
           </w:p>
         </w:tc>
@@ -7965,24 +7965,24 @@
                 <w:rFonts w:ascii="Calibri" w:hAnsi="Calibri"/>
                 <w:sz w:val="18"/>
               </w:rPr>
+              <w:t>0.00</w:t>
+            </w:r>
+          </w:p>
+        </w:tc>
+        <w:tc>
+          <w:tcPr>
+            <w:tcW w:type="dxa" w:w="1656"/>
+          </w:tcPr>
+          <w:p>
+            <w:pPr>
+              <w:jc w:val="right"/>
+            </w:pPr>
+            <w:r>
+              <w:rPr>
+                <w:rFonts w:ascii="Calibri" w:hAnsi="Calibri"/>
+                <w:sz w:val="18"/>
+              </w:rPr>
               <w:t>-0.00</w:t>
-            </w:r>
-          </w:p>
-        </w:tc>
-        <w:tc>
-          <w:tcPr>
-            <w:tcW w:type="dxa" w:w="1656"/>
-          </w:tcPr>
-          <w:p>
-            <w:pPr>
-              <w:jc w:val="right"/>
-            </w:pPr>
-            <w:r>
-              <w:rPr>
-                <w:rFonts w:ascii="Calibri" w:hAnsi="Calibri"/>
-                <w:sz w:val="18"/>
-              </w:rPr>
-              <w:t>0.00</w:t>
             </w:r>
           </w:p>
         </w:tc>
@@ -8032,7 +8032,7 @@
                 <w:rFonts w:ascii="Calibri" w:hAnsi="Calibri"/>
                 <w:sz w:val="18"/>
               </w:rPr>
-              <w:t>-1.61</w:t>
+              <w:t>-1.62</w:t>
             </w:r>
           </w:p>
         </w:tc>
@@ -8133,7 +8133,7 @@
                 <w:rFonts w:ascii="Calibri" w:hAnsi="Calibri"/>
                 <w:sz w:val="18"/>
               </w:rPr>
-              <w:t>-1.33</w:t>
+              <w:t>-1.34</w:t>
             </w:r>
           </w:p>
         </w:tc>
@@ -8234,7 +8234,7 @@
                 <w:rFonts w:ascii="Calibri" w:hAnsi="Calibri"/>
                 <w:sz w:val="18"/>
               </w:rPr>
-              <w:t>-1.13</w:t>
+              <w:t>-1.14</w:t>
             </w:r>
           </w:p>
         </w:tc>
@@ -8251,7 +8251,7 @@
                 <w:rFonts w:ascii="Calibri" w:hAnsi="Calibri"/>
                 <w:sz w:val="18"/>
               </w:rPr>
-              <w:t>-0.51</w:t>
+              <w:t>-0.52</w:t>
             </w:r>
           </w:p>
         </w:tc>
@@ -8335,7 +8335,7 @@
                 <w:rFonts w:ascii="Calibri" w:hAnsi="Calibri"/>
                 <w:sz w:val="18"/>
               </w:rPr>
-              <w:t>-0.80</w:t>
+              <w:t>-0.81</w:t>
             </w:r>
           </w:p>
         </w:tc>
@@ -8537,7 +8537,7 @@
                 <w:rFonts w:ascii="Calibri" w:hAnsi="Calibri"/>
                 <w:sz w:val="18"/>
               </w:rPr>
-              <w:t>-0.56</w:t>
+              <w:t>-0.57</w:t>
             </w:r>
           </w:p>
         </w:tc>
@@ -8941,7 +8941,7 @@
                 <w:rFonts w:ascii="Calibri" w:hAnsi="Calibri"/>
                 <w:sz w:val="18"/>
               </w:rPr>
-              <w:t>-0.18</w:t>
+              <w:t>-0.19</w:t>
             </w:r>
           </w:p>
         </w:tc>
@@ -9042,7 +9042,7 @@
                 <w:rFonts w:ascii="Calibri" w:hAnsi="Calibri"/>
                 <w:sz w:val="18"/>
               </w:rPr>
-              <w:t>-0.16</w:t>
+              <w:t>-0.17</w:t>
             </w:r>
           </w:p>
         </w:tc>

--- a/docs/revision/tables_of_record.docx
+++ b/docs/revision/tables_of_record.docx
@@ -4010,7 +4010,7 @@
                 <w:rFonts w:ascii="Calibri" w:hAnsi="Calibri"/>
                 <w:sz w:val="18"/>
               </w:rPr>
-              <w:t>DNK</w:t>
+              <w:t>IPCC SAR (1995)</w:t>
             </w:r>
           </w:p>
         </w:tc>
@@ -4027,7 +4027,7 @@
                 <w:rFonts w:ascii="Calibri" w:hAnsi="Calibri"/>
                 <w:sz w:val="18"/>
               </w:rPr>
-              <w:t>2,022</w:t>
+              <w:t>3,703.5</w:t>
             </w:r>
           </w:p>
         </w:tc>
@@ -4043,7 +4043,7 @@
                 <w:rFonts w:ascii="Calibri" w:hAnsi="Calibri"/>
                 <w:sz w:val="18"/>
               </w:rPr>
-              <w:t>DNK</w:t>
+              <w:t>IPCC TAR (2001)</w:t>
             </w:r>
           </w:p>
         </w:tc>
@@ -4060,7 +4060,7 @@
                 <w:rFonts w:ascii="Calibri" w:hAnsi="Calibri"/>
                 <w:sz w:val="18"/>
               </w:rPr>
-              <w:t>2,022</w:t>
+              <w:t>3,753.7</w:t>
             </w:r>
           </w:p>
         </w:tc>
@@ -4076,7 +4076,7 @@
                 <w:rFonts w:ascii="Calibri" w:hAnsi="Calibri"/>
                 <w:sz w:val="18"/>
               </w:rPr>
-              <w:t>DNK</w:t>
+              <w:t>IPCC AR4 (2007)</w:t>
             </w:r>
           </w:p>
         </w:tc>
@@ -4093,7 +4093,7 @@
                 <w:rFonts w:ascii="Calibri" w:hAnsi="Calibri"/>
                 <w:sz w:val="18"/>
               </w:rPr>
-              <w:t>2,022</w:t>
+              <w:t>3,818.4</w:t>
             </w:r>
           </w:p>
         </w:tc>
@@ -4109,7 +4109,7 @@
                 <w:rFonts w:ascii="Calibri" w:hAnsi="Calibri"/>
                 <w:sz w:val="18"/>
               </w:rPr>
-              <w:t>DNK</w:t>
+              <w:t>IPCC AR5 (2013)</w:t>
             </w:r>
           </w:p>
         </w:tc>
@@ -4126,7 +4126,7 @@
                 <w:rFonts w:ascii="Calibri" w:hAnsi="Calibri"/>
                 <w:sz w:val="18"/>
               </w:rPr>
-              <w:t>2,022</w:t>
+              <w:t>3,918.1</w:t>
             </w:r>
           </w:p>
         </w:tc>
@@ -4142,7 +4142,7 @@
                 <w:rFonts w:ascii="Calibri" w:hAnsi="Calibri"/>
                 <w:sz w:val="18"/>
               </w:rPr>
-              <w:t>DNK</w:t>
+              <w:t>IPCC AR6 (2021)</w:t>
             </w:r>
           </w:p>
         </w:tc>
@@ -4159,7 +4159,7 @@
                 <w:rFonts w:ascii="Calibri" w:hAnsi="Calibri"/>
                 <w:sz w:val="18"/>
               </w:rPr>
-              <w:t>2,022</w:t>
+              <w:t>3,906.4</w:t>
             </w:r>
           </w:p>
         </w:tc>
@@ -6548,7 +6548,7 @@
           <w:color w:val="C1502E"/>
           <w:sz w:val="18"/>
         </w:rPr>
-        <w:t>Supersedes. An earlier figure of 31 % of the target came from summing climate-only levers with the grid pathway folded in unannounced. The like-for-like value is 27 %; the interventions alone reach 15 %.</w:t>
+        <w:t>Supersedes. An earlier figure of 31 % of the target came from summing climate-only levers with the grid pathway folded in unannounced. The like-for-like value is 19.7 %, which this table states as a row of its own, and the interventions alone reach 15.4 %. A caption of 27 % also circulates: that is the B1G variant, which applies the Danish grid trajectory to every region's grid and is reported as an upper bound rather than an evidenced pathway.</w:t>
       </w:r>
     </w:p>
     <w:p>

--- a/docs/revision/tables_of_record.docx
+++ b/docs/revision/tables_of_record.docx
@@ -3462,7 +3462,7 @@
           <w:color w:val="253331"/>
           <w:sz w:val="18"/>
         </w:rPr>
-        <w:t>Note. The two EXIOBASE-family results sit at 12.90 and 13.19 t per person; the three national-accounts-family results sit between 9.77 and 11.00. This study is within 2.3 % of the only other published Danish EXIOBASE study, and about 20 % above the national-accounts family, as that family's own members are above one another. The gap against Statistics Denmark is therefore a property of the model family rather than an error in this implementation. The five estimates span a coefficient of variation of 12.8 %, which is wider than this study's parametric uncertainty interval.</w:t>
+        <w:t>Note. The two EXIOBASE-family results sit at 12.90 and 13.15 t per person; the three national-accounts-family results sit between 9.77 and 11.00. This study is within 1.9 % of the only other published Danish EXIOBASE study, and between 17 % and 35 % above the national-accounts family, as that family's own members are above one another. The gap against Statistics Denmark is therefore a property of the model family rather than an error in this implementation. The five estimates span a coefficient of variation of 12.7 %, which is wider than this study's parametric uncertainty interval.</w:t>
       </w:r>
     </w:p>
     <w:p>
@@ -3493,7 +3493,7 @@
           <w:color w:val="0B4F4A"/>
           <w:sz w:val="22"/>
         </w:rPr>
-        <w:t>Table 6. Matched to their boundary and capital treatment, this study and Schmidt and Merciai agree to 1.7 %</w:t>
+        <w:t>Table 6. Matched to their boundary and capital treatment, this study and Schmidt and Merciai agree to 1.8 %</w:t>
       </w:r>
     </w:p>
     <w:tbl>
@@ -3868,7 +3868,7 @@
                 <w:rFonts w:ascii="Calibri" w:hAnsi="Calibri"/>
                 <w:sz w:val="18"/>
               </w:rPr>
-              <w:t>6.39</w:t>
+              <w:t>6.40</w:t>
             </w:r>
           </w:p>
         </w:tc>
@@ -3885,7 +3885,7 @@
                 <w:rFonts w:ascii="Calibri" w:hAnsi="Calibri"/>
                 <w:sz w:val="18"/>
               </w:rPr>
-              <w:t>1.088</w:t>
+              <w:t>1.089</w:t>
             </w:r>
           </w:p>
         </w:tc>
@@ -5085,7 +5085,7 @@
                 <w:rFonts w:ascii="Calibri" w:hAnsi="Calibri"/>
                 <w:sz w:val="18"/>
               </w:rPr>
-              <w:t>7.84</w:t>
+              <w:t>7.90</w:t>
             </w:r>
           </w:p>
         </w:tc>
@@ -5203,7 +5203,7 @@
                 <w:rFonts w:ascii="Calibri" w:hAnsi="Calibri"/>
                 <w:sz w:val="18"/>
               </w:rPr>
-              <w:t>8.30</w:t>
+              <w:t>8.33</w:t>
             </w:r>
           </w:p>
         </w:tc>
@@ -5321,7 +5321,7 @@
                 <w:rFonts w:ascii="Calibri" w:hAnsi="Calibri"/>
                 <w:sz w:val="18"/>
               </w:rPr>
-              <w:t>8.33</w:t>
+              <w:t>8.36</w:t>
             </w:r>
           </w:p>
         </w:tc>
@@ -5439,7 +5439,7 @@
                 <w:rFonts w:ascii="Calibri" w:hAnsi="Calibri"/>
                 <w:sz w:val="18"/>
               </w:rPr>
-              <w:t>8.35</w:t>
+              <w:t>8.38</w:t>
             </w:r>
           </w:p>
         </w:tc>
@@ -5557,7 +5557,7 @@
                 <w:rFonts w:ascii="Calibri" w:hAnsi="Calibri"/>
                 <w:sz w:val="18"/>
               </w:rPr>
-              <w:t>7.15</w:t>
+              <w:t>7.17</w:t>
             </w:r>
           </w:p>
         </w:tc>
@@ -5878,7 +5878,7 @@
           <w:color w:val="253331"/>
           <w:sz w:val="18"/>
         </w:rPr>
-        <w:t>Note. Computed in closed form rather than estimated from the draws, so the shares sum to 100 % exactly. The covariance row is what commuting and patient travel add by sharing a derivation method; without it the remaining shares would sum to 90.7 % and would not be a decomposition. The input-output share is stable between 78.6 % and 78.9 % across every correlation assumption tested, so it is a property of the calibration rather than of the correlation choice.</w:t>
+        <w:t>Note. Computed in closed form rather than estimated from the draws, so the shares sum to 100 % exactly. The covariance row is what commuting and patient travel add by sharing a derivation method; without it the remaining shares would sum to 90.6 % and would not be a decomposition. The input-output share is stable between 78.4 % and 78.6 % across every correlation assumption tested (uncertainty_variance_shares_by_correlation.csv), so it is a property of the calibration rather than of the correlation choice.</w:t>
       </w:r>
     </w:p>
     <w:p>
@@ -11101,7 +11101,7 @@
                 <w:rFonts w:ascii="Calibri" w:hAnsi="Calibri"/>
                 <w:sz w:val="18"/>
               </w:rPr>
-              <w:t>Lenzen et al. 2020 SI Tab. SI 7.1: relative SD of the Danish health-care GHG footprint from a full MRIO Monte Carlo (Eora Q, T, y). Applied jointly to all MRIO components.</w:t>
+              <w:t>Lenzen et al. 2020 SI Tab. SI 7.1: relative SD of the Danish health-care GHG footprint from an Eora MRIO Monte Carlo, transferred from their 2.84 Mt to this study's 4.675 Mt</w:t>
             </w:r>
           </w:p>
         </w:tc>
@@ -11406,7 +11406,7 @@
                 <w:rFonts w:ascii="Calibri" w:hAnsi="Calibri"/>
                 <w:sz w:val="18"/>
               </w:rPr>
-              <w:t>no Danish source; Dutch base is itself a transplanted English per-capita figure</w:t>
+              <w:t>patient travel from the Danish travel survey (TU Tabel 15, purpose 33); the VISITOR part alone has no Danish source, carrying the NHS England ratio 0.236 (Tennison 2021)</w:t>
             </w:r>
           </w:p>
         </w:tc>

--- a/docs/revision/tables_of_record.docx
+++ b/docs/revision/tables_of_record.docx
@@ -2846,7 +2846,7 @@
           <w:color w:val="6B7F7B"/>
           <w:sz w:val="17"/>
         </w:rPr>
-        <w:t>Source. 02_scopes_wood_hertwich/2022/scopes_summary_detailed.csv</w:t>
+        <w:t>Source. 02_scopes_wood_hertwich/2022_shipping_corrected/scopes_summary_detailed.csv</w:t>
       </w:r>
     </w:p>
     <w:p/>

--- a/docs/revision/tables_of_record.docx
+++ b/docs/revision/tables_of_record.docx
@@ -37,7 +37,7 @@
           <w:color w:val="6B7F7B"/>
           <w:sz w:val="18"/>
         </w:rPr>
-        <w:t>Model: EXIOBASE v3.8.2 IOT_2022_ixi with Danish sea-transport reallocation (Rørmose Jensen &amp; Iliev 2022)</w:t>
+        <w:t>Model: EXIOBASE v3.8.2 IOT_2022_ixi</w:t>
         <w:br/>
         <w:t>Generated: 2026-09-11</w:t>
         <w:br/>
@@ -221,7 +221,7 @@
                 <w:rFonts w:ascii="Calibri" w:hAnsi="Calibri"/>
                 <w:sz w:val="18"/>
               </w:rPr>
-              <w:t>95.4</w:t>
+              <w:t>97.6</w:t>
             </w:r>
           </w:p>
         </w:tc>
@@ -238,7 +238,7 @@
                 <w:rFonts w:ascii="Calibri" w:hAnsi="Calibri"/>
                 <w:sz w:val="18"/>
               </w:rPr>
-              <w:t>16.3</w:t>
+              <w:t>16.6</w:t>
             </w:r>
           </w:p>
         </w:tc>
@@ -272,7 +272,7 @@
                 <w:rFonts w:ascii="Calibri" w:hAnsi="Calibri"/>
                 <w:sz w:val="18"/>
               </w:rPr>
-              <w:t>7.5</w:t>
+              <w:t>7.6</w:t>
             </w:r>
           </w:p>
         </w:tc>
@@ -319,7 +319,7 @@
                 <w:rFonts w:ascii="Calibri" w:hAnsi="Calibri"/>
                 <w:sz w:val="18"/>
               </w:rPr>
-              <w:t>4,675.5</w:t>
+              <w:t>6,087.3</w:t>
             </w:r>
           </w:p>
         </w:tc>
@@ -336,7 +336,7 @@
                 <w:rFonts w:ascii="Calibri" w:hAnsi="Calibri"/>
                 <w:sz w:val="18"/>
               </w:rPr>
-              <w:t>796.0</w:t>
+              <w:t>1,036.4</w:t>
             </w:r>
           </w:p>
         </w:tc>
@@ -370,7 +370,7 @@
                 <w:rFonts w:ascii="Calibri" w:hAnsi="Calibri"/>
                 <w:sz w:val="18"/>
               </w:rPr>
-              <w:t>6.1</w:t>
+              <w:t>7.9</w:t>
             </w:r>
           </w:p>
         </w:tc>
@@ -417,7 +417,7 @@
                 <w:rFonts w:ascii="Calibri" w:hAnsi="Calibri"/>
                 <w:sz w:val="18"/>
               </w:rPr>
-              <w:t>4,851.8</w:t>
+              <w:t>4,990.7</w:t>
             </w:r>
           </w:p>
         </w:tc>
@@ -434,7 +434,7 @@
                 <w:rFonts w:ascii="Calibri" w:hAnsi="Calibri"/>
                 <w:sz w:val="18"/>
               </w:rPr>
-              <w:t>826.1</w:t>
+              <w:t>849.7</w:t>
             </w:r>
           </w:p>
         </w:tc>
@@ -468,7 +468,7 @@
                 <w:rFonts w:ascii="Calibri" w:hAnsi="Calibri"/>
                 <w:sz w:val="18"/>
               </w:rPr>
-              <w:t>4.9</w:t>
+              <w:t>5.0</w:t>
             </w:r>
           </w:p>
         </w:tc>
@@ -515,7 +515,7 @@
                 <w:rFonts w:ascii="Calibri" w:hAnsi="Calibri"/>
                 <w:sz w:val="18"/>
               </w:rPr>
-              <w:t>4,257.2</w:t>
+              <w:t>4,341.8</w:t>
             </w:r>
           </w:p>
         </w:tc>
@@ -532,7 +532,7 @@
                 <w:rFonts w:ascii="Calibri" w:hAnsi="Calibri"/>
                 <w:sz w:val="18"/>
               </w:rPr>
-              <w:t>724.8</w:t>
+              <w:t>739.2</w:t>
             </w:r>
           </w:p>
         </w:tc>
@@ -566,7 +566,7 @@
                 <w:rFonts w:ascii="Calibri" w:hAnsi="Calibri"/>
                 <w:sz w:val="18"/>
               </w:rPr>
-              <w:t>7.9</w:t>
+              <w:t>8.1</w:t>
             </w:r>
           </w:p>
         </w:tc>
@@ -613,7 +613,7 @@
                 <w:rFonts w:ascii="Calibri" w:hAnsi="Calibri"/>
                 <w:sz w:val="18"/>
               </w:rPr>
-              <w:t>259.3</w:t>
+              <w:t>264.7</w:t>
             </w:r>
           </w:p>
         </w:tc>
@@ -630,7 +630,7 @@
                 <w:rFonts w:ascii="Calibri" w:hAnsi="Calibri"/>
                 <w:sz w:val="18"/>
               </w:rPr>
-              <w:t>44.1</w:t>
+              <w:t>45.1</w:t>
             </w:r>
           </w:p>
         </w:tc>
@@ -664,7 +664,7 @@
                 <w:rFonts w:ascii="Calibri" w:hAnsi="Calibri"/>
                 <w:sz w:val="18"/>
               </w:rPr>
-              <w:t>2.4</w:t>
+              <w:t>2.5</w:t>
             </w:r>
           </w:p>
         </w:tc>
@@ -695,7 +695,7 @@
           <w:color w:val="6B7F7B"/>
           <w:sz w:val="17"/>
         </w:rPr>
-        <w:t>Source. 01_eriksen_replication/2022_shipping_corrected/figure1_activity_contributions.csv and 00_core_footprint/national_totals_summary.csv</w:t>
+        <w:t>Source. 01_eriksen_replication/2022_uncorrected/figure1_activity_contributions.csv and 00_core_footprint/national_totals_summary.csv</w:t>
       </w:r>
     </w:p>
     <w:p/>
@@ -2321,7 +2321,7 @@
                 <w:rFonts w:ascii="Calibri" w:hAnsi="Calibri"/>
                 <w:sz w:val="18"/>
               </w:rPr>
-              <w:t>95.30</w:t>
+              <w:t>97.45</w:t>
             </w:r>
           </w:p>
         </w:tc>
@@ -2355,7 +2355,7 @@
                 <w:rFonts w:ascii="Calibri" w:hAnsi="Calibri"/>
                 <w:sz w:val="18"/>
               </w:rPr>
-              <w:t>95.45</w:t>
+              <w:t>97.59</w:t>
             </w:r>
           </w:p>
         </w:tc>
@@ -2436,7 +2436,7 @@
                 <w:rFonts w:ascii="Calibri" w:hAnsi="Calibri"/>
                 <w:sz w:val="18"/>
               </w:rPr>
-              <w:t>4,206.60</w:t>
+              <w:t>5,618.46</w:t>
             </w:r>
           </w:p>
         </w:tc>
@@ -2470,7 +2470,7 @@
                 <w:rFonts w:ascii="Calibri" w:hAnsi="Calibri"/>
                 <w:sz w:val="18"/>
               </w:rPr>
-              <w:t>4,673.63</w:t>
+              <w:t>6,085.49</w:t>
             </w:r>
           </w:p>
         </w:tc>
@@ -2551,7 +2551,7 @@
                 <w:rFonts w:ascii="Calibri" w:hAnsi="Calibri"/>
                 <w:sz w:val="18"/>
               </w:rPr>
-              <w:t>4,851.07</w:t>
+              <w:t>4,989.95</w:t>
             </w:r>
           </w:p>
         </w:tc>
@@ -2585,7 +2585,7 @@
                 <w:rFonts w:ascii="Calibri" w:hAnsi="Calibri"/>
                 <w:sz w:val="18"/>
               </w:rPr>
-              <w:t>4,851.83</w:t>
+              <w:t>4,990.71</w:t>
             </w:r>
           </w:p>
         </w:tc>
@@ -2666,7 +2666,7 @@
                 <w:rFonts w:ascii="Calibri" w:hAnsi="Calibri"/>
                 <w:sz w:val="18"/>
               </w:rPr>
-              <w:t>4,246.25</w:t>
+              <w:t>4,330.93</w:t>
             </w:r>
           </w:p>
         </w:tc>
@@ -2700,7 +2700,7 @@
                 <w:rFonts w:ascii="Calibri" w:hAnsi="Calibri"/>
                 <w:sz w:val="18"/>
               </w:rPr>
-              <w:t>4,257.17</w:t>
+              <w:t>4,341.84</w:t>
             </w:r>
           </w:p>
         </w:tc>
@@ -2781,7 +2781,7 @@
                 <w:rFonts w:ascii="Calibri" w:hAnsi="Calibri"/>
                 <w:sz w:val="18"/>
               </w:rPr>
-              <w:t>213.57</w:t>
+              <w:t>219.03</w:t>
             </w:r>
           </w:p>
         </w:tc>
@@ -2815,7 +2815,7 @@
                 <w:rFonts w:ascii="Calibri" w:hAnsi="Calibri"/>
                 <w:sz w:val="18"/>
               </w:rPr>
-              <w:t>256.80</w:t>
+              <w:t>262.26</w:t>
             </w:r>
           </w:p>
         </w:tc>
@@ -2846,7 +2846,7 @@
           <w:color w:val="6B7F7B"/>
           <w:sz w:val="17"/>
         </w:rPr>
-        <w:t>Source. 02_scopes_wood_hertwich/2022_shipping_corrected/scopes_summary_detailed.csv</w:t>
+        <w:t>Source. 02_scopes_wood_hertwich/2022_uncorrected/scopes_summary_detailed.csv</w:t>
       </w:r>
     </w:p>
     <w:p/>

--- a/docs/revision/tables_of_record.docx
+++ b/docs/revision/tables_of_record.docx
@@ -37,7 +37,7 @@
           <w:color w:val="6B7F7B"/>
           <w:sz w:val="18"/>
         </w:rPr>
-        <w:t>Model: EXIOBASE v3.8.2 IOT_2022_ixi</w:t>
+        <w:t>Model: EXIOBASE v3.8.2 IOT_2022_ixi with Danish sea-transport reallocation (Rørmose Jensen &amp; Iliev 2022)</w:t>
         <w:br/>
         <w:t>Generated: 2026-09-11</w:t>
         <w:br/>
@@ -221,7 +221,7 @@
                 <w:rFonts w:ascii="Calibri" w:hAnsi="Calibri"/>
                 <w:sz w:val="18"/>
               </w:rPr>
-              <w:t>97.6</w:t>
+              <w:t>95.4</w:t>
             </w:r>
           </w:p>
         </w:tc>
@@ -238,7 +238,7 @@
                 <w:rFonts w:ascii="Calibri" w:hAnsi="Calibri"/>
                 <w:sz w:val="18"/>
               </w:rPr>
-              <w:t>16.6</w:t>
+              <w:t>16.3</w:t>
             </w:r>
           </w:p>
         </w:tc>
@@ -272,7 +272,7 @@
                 <w:rFonts w:ascii="Calibri" w:hAnsi="Calibri"/>
                 <w:sz w:val="18"/>
               </w:rPr>
-              <w:t>7.6</w:t>
+              <w:t>7.5</w:t>
             </w:r>
           </w:p>
         </w:tc>
@@ -319,7 +319,7 @@
                 <w:rFonts w:ascii="Calibri" w:hAnsi="Calibri"/>
                 <w:sz w:val="18"/>
               </w:rPr>
-              <w:t>6,087.3</w:t>
+              <w:t>4,675.5</w:t>
             </w:r>
           </w:p>
         </w:tc>
@@ -336,7 +336,7 @@
                 <w:rFonts w:ascii="Calibri" w:hAnsi="Calibri"/>
                 <w:sz w:val="18"/>
               </w:rPr>
-              <w:t>1,036.4</w:t>
+              <w:t>796.0</w:t>
             </w:r>
           </w:p>
         </w:tc>
@@ -370,7 +370,7 @@
                 <w:rFonts w:ascii="Calibri" w:hAnsi="Calibri"/>
                 <w:sz w:val="18"/>
               </w:rPr>
-              <w:t>7.9</w:t>
+              <w:t>6.1</w:t>
             </w:r>
           </w:p>
         </w:tc>
@@ -417,7 +417,7 @@
                 <w:rFonts w:ascii="Calibri" w:hAnsi="Calibri"/>
                 <w:sz w:val="18"/>
               </w:rPr>
-              <w:t>4,990.7</w:t>
+              <w:t>4,851.8</w:t>
             </w:r>
           </w:p>
         </w:tc>
@@ -434,7 +434,7 @@
                 <w:rFonts w:ascii="Calibri" w:hAnsi="Calibri"/>
                 <w:sz w:val="18"/>
               </w:rPr>
-              <w:t>849.7</w:t>
+              <w:t>826.1</w:t>
             </w:r>
           </w:p>
         </w:tc>
@@ -468,7 +468,7 @@
                 <w:rFonts w:ascii="Calibri" w:hAnsi="Calibri"/>
                 <w:sz w:val="18"/>
               </w:rPr>
-              <w:t>5.0</w:t>
+              <w:t>4.9</w:t>
             </w:r>
           </w:p>
         </w:tc>
@@ -515,7 +515,7 @@
                 <w:rFonts w:ascii="Calibri" w:hAnsi="Calibri"/>
                 <w:sz w:val="18"/>
               </w:rPr>
-              <w:t>4,341.8</w:t>
+              <w:t>4,257.2</w:t>
             </w:r>
           </w:p>
         </w:tc>
@@ -532,7 +532,7 @@
                 <w:rFonts w:ascii="Calibri" w:hAnsi="Calibri"/>
                 <w:sz w:val="18"/>
               </w:rPr>
-              <w:t>739.2</w:t>
+              <w:t>724.8</w:t>
             </w:r>
           </w:p>
         </w:tc>
@@ -566,7 +566,7 @@
                 <w:rFonts w:ascii="Calibri" w:hAnsi="Calibri"/>
                 <w:sz w:val="18"/>
               </w:rPr>
-              <w:t>8.1</w:t>
+              <w:t>7.9</w:t>
             </w:r>
           </w:p>
         </w:tc>
@@ -613,7 +613,7 @@
                 <w:rFonts w:ascii="Calibri" w:hAnsi="Calibri"/>
                 <w:sz w:val="18"/>
               </w:rPr>
-              <w:t>264.7</w:t>
+              <w:t>259.3</w:t>
             </w:r>
           </w:p>
         </w:tc>
@@ -630,7 +630,7 @@
                 <w:rFonts w:ascii="Calibri" w:hAnsi="Calibri"/>
                 <w:sz w:val="18"/>
               </w:rPr>
-              <w:t>45.1</w:t>
+              <w:t>44.1</w:t>
             </w:r>
           </w:p>
         </w:tc>
@@ -664,7 +664,7 @@
                 <w:rFonts w:ascii="Calibri" w:hAnsi="Calibri"/>
                 <w:sz w:val="18"/>
               </w:rPr>
-              <w:t>2.5</w:t>
+              <w:t>2.4</w:t>
             </w:r>
           </w:p>
         </w:tc>
@@ -695,7 +695,7 @@
           <w:color w:val="6B7F7B"/>
           <w:sz w:val="17"/>
         </w:rPr>
-        <w:t>Source. 01_eriksen_replication/2022_uncorrected/figure1_activity_contributions.csv and 00_core_footprint/national_totals_summary.csv</w:t>
+        <w:t>Source. 01_eriksen_replication/2022c/figure1_activity_contributions.csv and 00_core_footprint/national_totals_summary.csv</w:t>
       </w:r>
     </w:p>
     <w:p/>
@@ -934,7 +934,7 @@
                 <w:rFonts w:ascii="Calibri" w:hAnsi="Calibri"/>
                 <w:sz w:val="18"/>
               </w:rPr>
-              <w:t>6,360.4</w:t>
+              <w:t>6,418.9</w:t>
             </w:r>
           </w:p>
         </w:tc>
@@ -968,7 +968,7 @@
                 <w:rFonts w:ascii="Calibri" w:hAnsi="Calibri"/>
                 <w:sz w:val="18"/>
               </w:rPr>
-              <w:t>-26.5</w:t>
+              <w:t>-27.2</w:t>
             </w:r>
           </w:p>
         </w:tc>
@@ -1376,7 +1376,7 @@
                 <w:rFonts w:ascii="Calibri" w:hAnsi="Calibri"/>
                 <w:sz w:val="18"/>
               </w:rPr>
-              <w:t>2,605.2</w:t>
+              <w:t>2,617.2</w:t>
             </w:r>
           </w:p>
         </w:tc>
@@ -1410,7 +1410,7 @@
                 <w:rFonts w:ascii="Calibri" w:hAnsi="Calibri"/>
                 <w:sz w:val="18"/>
               </w:rPr>
-              <w:t>-2,038.6</w:t>
+              <w:t>-2,050.6</w:t>
             </w:r>
           </w:p>
         </w:tc>
@@ -1457,7 +1457,7 @@
                 <w:rFonts w:ascii="Calibri" w:hAnsi="Calibri"/>
                 <w:sz w:val="18"/>
               </w:rPr>
-              <w:t>851.0</w:t>
+              <w:t>868.9</w:t>
             </w:r>
           </w:p>
         </w:tc>
@@ -1491,7 +1491,7 @@
                 <w:rFonts w:ascii="Calibri" w:hAnsi="Calibri"/>
                 <w:sz w:val="18"/>
               </w:rPr>
-              <w:t>886.5</w:t>
+              <w:t>868.5</w:t>
             </w:r>
           </w:p>
         </w:tc>
@@ -1538,7 +1538,7 @@
                 <w:rFonts w:ascii="Calibri" w:hAnsi="Calibri"/>
                 <w:sz w:val="18"/>
               </w:rPr>
-              <w:t>914.4</w:t>
+              <w:t>922.3</w:t>
             </w:r>
           </w:p>
         </w:tc>
@@ -1572,7 +1572,7 @@
                 <w:rFonts w:ascii="Calibri" w:hAnsi="Calibri"/>
                 <w:sz w:val="18"/>
               </w:rPr>
-              <w:t>-301.1</w:t>
+              <w:t>-308.9</w:t>
             </w:r>
           </w:p>
         </w:tc>
@@ -1619,7 +1619,7 @@
                 <w:rFonts w:ascii="Calibri" w:hAnsi="Calibri"/>
                 <w:sz w:val="18"/>
               </w:rPr>
-              <w:t>487.6</w:t>
+              <w:t>498.0</w:t>
             </w:r>
           </w:p>
         </w:tc>
@@ -1653,7 +1653,7 @@
                 <w:rFonts w:ascii="Calibri" w:hAnsi="Calibri"/>
                 <w:sz w:val="18"/>
               </w:rPr>
-              <w:t>-194.7</w:t>
+              <w:t>-205.1</w:t>
             </w:r>
           </w:p>
         </w:tc>
@@ -1700,7 +1700,7 @@
                 <w:rFonts w:ascii="Calibri" w:hAnsi="Calibri"/>
                 <w:sz w:val="18"/>
               </w:rPr>
-              <w:t>241.1</w:t>
+              <w:t>243.9</w:t>
             </w:r>
           </w:p>
         </w:tc>
@@ -1734,7 +1734,7 @@
                 <w:rFonts w:ascii="Calibri" w:hAnsi="Calibri"/>
                 <w:sz w:val="18"/>
               </w:rPr>
-              <w:t>-41.2</w:t>
+              <w:t>-44.0</w:t>
             </w:r>
           </w:p>
         </w:tc>
@@ -1862,7 +1862,7 @@
                 <w:rFonts w:ascii="Calibri" w:hAnsi="Calibri"/>
                 <w:sz w:val="18"/>
               </w:rPr>
-              <w:t>403.8</w:t>
+              <w:t>409.5</w:t>
             </w:r>
           </w:p>
         </w:tc>
@@ -1896,7 +1896,7 @@
                 <w:rFonts w:ascii="Calibri" w:hAnsi="Calibri"/>
                 <w:sz w:val="18"/>
               </w:rPr>
-              <w:t>29.9</w:t>
+              <w:t>24.2</w:t>
             </w:r>
           </w:p>
         </w:tc>
@@ -2024,7 +2024,7 @@
                 <w:rFonts w:ascii="Calibri" w:hAnsi="Calibri"/>
                 <w:sz w:val="18"/>
               </w:rPr>
-              <w:t>72.5</w:t>
+              <w:t>74.3</w:t>
             </w:r>
           </w:p>
         </w:tc>
@@ -2058,7 +2058,7 @@
                 <w:rFonts w:ascii="Calibri" w:hAnsi="Calibri"/>
                 <w:sz w:val="18"/>
               </w:rPr>
-              <w:t>1.6</w:t>
+              <w:t>-0.1</w:t>
             </w:r>
           </w:p>
         </w:tc>
@@ -2321,7 +2321,7 @@
                 <w:rFonts w:ascii="Calibri" w:hAnsi="Calibri"/>
                 <w:sz w:val="18"/>
               </w:rPr>
-              <w:t>97.45</w:t>
+              <w:t>95.30</w:t>
             </w:r>
           </w:p>
         </w:tc>
@@ -2355,7 +2355,7 @@
                 <w:rFonts w:ascii="Calibri" w:hAnsi="Calibri"/>
                 <w:sz w:val="18"/>
               </w:rPr>
-              <w:t>97.59</w:t>
+              <w:t>95.45</w:t>
             </w:r>
           </w:p>
         </w:tc>
@@ -2436,7 +2436,7 @@
                 <w:rFonts w:ascii="Calibri" w:hAnsi="Calibri"/>
                 <w:sz w:val="18"/>
               </w:rPr>
-              <w:t>5,618.46</w:t>
+              <w:t>4,206.60</w:t>
             </w:r>
           </w:p>
         </w:tc>
@@ -2470,7 +2470,7 @@
                 <w:rFonts w:ascii="Calibri" w:hAnsi="Calibri"/>
                 <w:sz w:val="18"/>
               </w:rPr>
-              <w:t>6,085.49</w:t>
+              <w:t>4,673.63</w:t>
             </w:r>
           </w:p>
         </w:tc>
@@ -2551,7 +2551,7 @@
                 <w:rFonts w:ascii="Calibri" w:hAnsi="Calibri"/>
                 <w:sz w:val="18"/>
               </w:rPr>
-              <w:t>4,989.95</w:t>
+              <w:t>4,851.07</w:t>
             </w:r>
           </w:p>
         </w:tc>
@@ -2585,7 +2585,7 @@
                 <w:rFonts w:ascii="Calibri" w:hAnsi="Calibri"/>
                 <w:sz w:val="18"/>
               </w:rPr>
-              <w:t>4,990.71</w:t>
+              <w:t>4,851.83</w:t>
             </w:r>
           </w:p>
         </w:tc>
@@ -2666,7 +2666,7 @@
                 <w:rFonts w:ascii="Calibri" w:hAnsi="Calibri"/>
                 <w:sz w:val="18"/>
               </w:rPr>
-              <w:t>4,330.93</w:t>
+              <w:t>4,246.25</w:t>
             </w:r>
           </w:p>
         </w:tc>
@@ -2700,7 +2700,7 @@
                 <w:rFonts w:ascii="Calibri" w:hAnsi="Calibri"/>
                 <w:sz w:val="18"/>
               </w:rPr>
-              <w:t>4,341.84</w:t>
+              <w:t>4,257.17</w:t>
             </w:r>
           </w:p>
         </w:tc>
@@ -2781,7 +2781,7 @@
                 <w:rFonts w:ascii="Calibri" w:hAnsi="Calibri"/>
                 <w:sz w:val="18"/>
               </w:rPr>
-              <w:t>219.03</w:t>
+              <w:t>213.57</w:t>
             </w:r>
           </w:p>
         </w:tc>
@@ -2815,7 +2815,7 @@
                 <w:rFonts w:ascii="Calibri" w:hAnsi="Calibri"/>
                 <w:sz w:val="18"/>
               </w:rPr>
-              <w:t>262.26</w:t>
+              <w:t>256.80</w:t>
             </w:r>
           </w:p>
         </w:tc>
@@ -2846,7 +2846,7 @@
           <w:color w:val="6B7F7B"/>
           <w:sz w:val="17"/>
         </w:rPr>
-        <w:t>Source. 02_scopes_wood_hertwich/2022_uncorrected/scopes_summary_detailed.csv</w:t>
+        <w:t>Source. 02_scopes_wood_hertwich/2022c/scopes_summary_detailed.csv</w:t>
       </w:r>
     </w:p>
     <w:p/>

--- a/docs/revision/tables_of_record.docx
+++ b/docs/revision/tables_of_record.docx
@@ -39,7 +39,7 @@
         </w:rPr>
         <w:t>Model: EXIOBASE v3.8.2 IOT_2022_ixi with Danish sea-transport reallocation (Rørmose Jensen &amp; Iliev 2022)</w:t>
         <w:br/>
-        <w:t>Generated: 2026-09-11</w:t>
+        <w:t>Generated: 2026-09-12</w:t>
         <w:br/>
         <w:t>Source tree: data/gold/results/</w:t>
       </w:r>
@@ -238,7 +238,7 @@
                 <w:rFonts w:ascii="Calibri" w:hAnsi="Calibri"/>
                 <w:sz w:val="18"/>
               </w:rPr>
-              <w:t>16.3</w:t>
+              <w:t>16.2</w:t>
             </w:r>
           </w:p>
         </w:tc>
@@ -319,7 +319,7 @@
                 <w:rFonts w:ascii="Calibri" w:hAnsi="Calibri"/>
                 <w:sz w:val="18"/>
               </w:rPr>
-              <w:t>4,675.5</w:t>
+              <w:t>4,652.1</w:t>
             </w:r>
           </w:p>
         </w:tc>
@@ -336,7 +336,7 @@
                 <w:rFonts w:ascii="Calibri" w:hAnsi="Calibri"/>
                 <w:sz w:val="18"/>
               </w:rPr>
-              <w:t>796.0</w:t>
+              <w:t>792.1</w:t>
             </w:r>
           </w:p>
         </w:tc>
@@ -370,7 +370,7 @@
                 <w:rFonts w:ascii="Calibri" w:hAnsi="Calibri"/>
                 <w:sz w:val="18"/>
               </w:rPr>
-              <w:t>6.1</w:t>
+              <w:t>6.0</w:t>
             </w:r>
           </w:p>
         </w:tc>
@@ -515,7 +515,7 @@
                 <w:rFonts w:ascii="Calibri" w:hAnsi="Calibri"/>
                 <w:sz w:val="18"/>
               </w:rPr>
-              <w:t>4,257.2</w:t>
+              <w:t>4,256.2</w:t>
             </w:r>
           </w:p>
         </w:tc>
@@ -532,7 +532,7 @@
                 <w:rFonts w:ascii="Calibri" w:hAnsi="Calibri"/>
                 <w:sz w:val="18"/>
               </w:rPr>
-              <w:t>724.8</w:t>
+              <w:t>724.7</w:t>
             </w:r>
           </w:p>
         </w:tc>
@@ -934,7 +934,7 @@
                 <w:rFonts w:ascii="Calibri" w:hAnsi="Calibri"/>
                 <w:sz w:val="18"/>
               </w:rPr>
-              <w:t>6,418.9</w:t>
+              <w:t>6,400.7</w:t>
             </w:r>
           </w:p>
         </w:tc>
@@ -951,7 +951,7 @@
                 <w:rFonts w:ascii="Calibri" w:hAnsi="Calibri"/>
                 <w:sz w:val="18"/>
               </w:rPr>
-              <w:t>4,675.5</w:t>
+              <w:t>4,652.1</w:t>
             </w:r>
           </w:p>
         </w:tc>
@@ -968,7 +968,7 @@
                 <w:rFonts w:ascii="Calibri" w:hAnsi="Calibri"/>
                 <w:sz w:val="18"/>
               </w:rPr>
-              <w:t>-27.2</w:t>
+              <w:t>-27.3</w:t>
             </w:r>
           </w:p>
         </w:tc>
@@ -1015,7 +1015,7 @@
                 <w:rFonts w:ascii="Calibri" w:hAnsi="Calibri"/>
                 <w:sz w:val="18"/>
               </w:rPr>
-              <w:t>3,515.3</w:t>
+              <w:t>3,515.2</w:t>
             </w:r>
           </w:p>
         </w:tc>
@@ -1096,7 +1096,7 @@
                 <w:rFonts w:ascii="Calibri" w:hAnsi="Calibri"/>
                 <w:sz w:val="18"/>
               </w:rPr>
-              <w:t>3,127.7</w:t>
+              <w:t>3,126.9</w:t>
             </w:r>
           </w:p>
         </w:tc>
@@ -1113,7 +1113,7 @@
                 <w:rFonts w:ascii="Calibri" w:hAnsi="Calibri"/>
                 <w:sz w:val="18"/>
               </w:rPr>
-              <w:t>4,257.2</w:t>
+              <w:t>4,256.2</w:t>
             </w:r>
           </w:p>
         </w:tc>
@@ -1943,7 +1943,7 @@
                 <w:rFonts w:ascii="Calibri" w:hAnsi="Calibri"/>
                 <w:sz w:val="18"/>
               </w:rPr>
-              <w:t>621.4</w:t>
+              <w:t>603.2</w:t>
             </w:r>
           </w:p>
         </w:tc>
@@ -1960,7 +1960,7 @@
                 <w:rFonts w:ascii="Calibri" w:hAnsi="Calibri"/>
                 <w:sz w:val="18"/>
               </w:rPr>
-              <w:t>627.3</w:t>
+              <w:t>603.9</w:t>
             </w:r>
           </w:p>
         </w:tc>
@@ -1977,7 +1977,7 @@
                 <w:rFonts w:ascii="Calibri" w:hAnsi="Calibri"/>
                 <w:sz w:val="18"/>
               </w:rPr>
-              <w:t>5.9</w:t>
+              <w:t>0.7</w:t>
             </w:r>
           </w:p>
         </w:tc>
@@ -2355,7 +2355,7 @@
                 <w:rFonts w:ascii="Calibri" w:hAnsi="Calibri"/>
                 <w:sz w:val="18"/>
               </w:rPr>
-              <w:t>95.45</w:t>
+              <w:t>95.44</w:t>
             </w:r>
           </w:p>
         </w:tc>
@@ -2436,7 +2436,7 @@
                 <w:rFonts w:ascii="Calibri" w:hAnsi="Calibri"/>
                 <w:sz w:val="18"/>
               </w:rPr>
-              <w:t>4,206.60</w:t>
+              <w:t>4,183.20</w:t>
             </w:r>
           </w:p>
         </w:tc>
@@ -2470,7 +2470,7 @@
                 <w:rFonts w:ascii="Calibri" w:hAnsi="Calibri"/>
                 <w:sz w:val="18"/>
               </w:rPr>
-              <w:t>4,673.63</w:t>
+              <w:t>4,650.24</w:t>
             </w:r>
           </w:p>
         </w:tc>
@@ -2551,7 +2551,7 @@
                 <w:rFonts w:ascii="Calibri" w:hAnsi="Calibri"/>
                 <w:sz w:val="18"/>
               </w:rPr>
-              <w:t>4,851.07</w:t>
+              <w:t>4,851.00</w:t>
             </w:r>
           </w:p>
         </w:tc>
@@ -2585,7 +2585,7 @@
                 <w:rFonts w:ascii="Calibri" w:hAnsi="Calibri"/>
                 <w:sz w:val="18"/>
               </w:rPr>
-              <w:t>4,851.83</w:t>
+              <w:t>4,851.76</w:t>
             </w:r>
           </w:p>
         </w:tc>
@@ -2666,7 +2666,7 @@
                 <w:rFonts w:ascii="Calibri" w:hAnsi="Calibri"/>
                 <w:sz w:val="18"/>
               </w:rPr>
-              <w:t>4,246.25</w:t>
+              <w:t>4,245.29</w:t>
             </w:r>
           </w:p>
         </w:tc>
@@ -2700,7 +2700,7 @@
                 <w:rFonts w:ascii="Calibri" w:hAnsi="Calibri"/>
                 <w:sz w:val="18"/>
               </w:rPr>
-              <w:t>4,257.17</w:t>
+              <w:t>4,256.20</w:t>
             </w:r>
           </w:p>
         </w:tc>
@@ -3706,7 +3706,7 @@
                 <w:rFonts w:ascii="Calibri" w:hAnsi="Calibri"/>
                 <w:sz w:val="18"/>
               </w:rPr>
-              <w:t>4.68</w:t>
+              <w:t>4.65</w:t>
             </w:r>
           </w:p>
         </w:tc>
@@ -3723,7 +3723,7 @@
                 <w:rFonts w:ascii="Calibri" w:hAnsi="Calibri"/>
                 <w:sz w:val="18"/>
               </w:rPr>
-              <w:t>0.796</w:t>
+              <w:t>0.792</w:t>
             </w:r>
           </w:p>
         </w:tc>
@@ -3740,7 +3740,7 @@
                 <w:rFonts w:ascii="Calibri" w:hAnsi="Calibri"/>
                 <w:sz w:val="18"/>
               </w:rPr>
-              <w:t>6.1</w:t>
+              <w:t>6.0</w:t>
             </w:r>
           </w:p>
         </w:tc>
@@ -5000,7 +5000,7 @@
                 <w:rFonts w:ascii="Calibri" w:hAnsi="Calibri"/>
                 <w:sz w:val="18"/>
               </w:rPr>
-              <w:t>4,675.5</w:t>
+              <w:t>4,652.1</w:t>
             </w:r>
           </w:p>
         </w:tc>
@@ -5017,7 +5017,7 @@
                 <w:rFonts w:ascii="Calibri" w:hAnsi="Calibri"/>
                 <w:sz w:val="18"/>
               </w:rPr>
-              <w:t>4,696.5</w:t>
+              <w:t>4,672.7</w:t>
             </w:r>
           </w:p>
         </w:tc>
@@ -5034,7 +5034,7 @@
                 <w:rFonts w:ascii="Calibri" w:hAnsi="Calibri"/>
                 <w:sz w:val="18"/>
               </w:rPr>
-              <w:t>4,031.6</w:t>
+              <w:t>4,011.6</w:t>
             </w:r>
           </w:p>
         </w:tc>
@@ -5051,7 +5051,7 @@
                 <w:rFonts w:ascii="Calibri" w:hAnsi="Calibri"/>
                 <w:sz w:val="18"/>
               </w:rPr>
-              <w:t>5,488.3</w:t>
+              <w:t>5,460.0</w:t>
             </w:r>
           </w:p>
         </w:tc>
@@ -5068,7 +5068,7 @@
                 <w:rFonts w:ascii="Calibri" w:hAnsi="Calibri"/>
                 <w:sz w:val="18"/>
               </w:rPr>
-              <w:t>7.87</w:t>
+              <w:t>7.86</w:t>
             </w:r>
           </w:p>
         </w:tc>
@@ -5085,7 +5085,7 @@
                 <w:rFonts w:ascii="Calibri" w:hAnsi="Calibri"/>
                 <w:sz w:val="18"/>
               </w:rPr>
-              <w:t>7.90</w:t>
+              <w:t>7.89</w:t>
             </w:r>
           </w:p>
         </w:tc>
@@ -5118,7 +5118,7 @@
                 <w:rFonts w:ascii="Calibri" w:hAnsi="Calibri"/>
                 <w:sz w:val="18"/>
               </w:rPr>
-              <w:t>4,257.2</w:t>
+              <w:t>4,256.2</w:t>
             </w:r>
           </w:p>
         </w:tc>
@@ -5135,7 +5135,7 @@
                 <w:rFonts w:ascii="Calibri" w:hAnsi="Calibri"/>
                 <w:sz w:val="18"/>
               </w:rPr>
-              <w:t>4,254.9</w:t>
+              <w:t>4,253.9</w:t>
             </w:r>
           </w:p>
         </w:tc>
@@ -5152,7 +5152,7 @@
                 <w:rFonts w:ascii="Calibri" w:hAnsi="Calibri"/>
                 <w:sz w:val="18"/>
               </w:rPr>
-              <w:t>3,617.3</w:t>
+              <w:t>3,616.5</w:t>
             </w:r>
           </w:p>
         </w:tc>
@@ -5169,7 +5169,7 @@
                 <w:rFonts w:ascii="Calibri" w:hAnsi="Calibri"/>
                 <w:sz w:val="18"/>
               </w:rPr>
-              <w:t>5,013.0</w:t>
+              <w:t>5,012.0</w:t>
             </w:r>
           </w:p>
         </w:tc>
@@ -5186,7 +5186,7 @@
                 <w:rFonts w:ascii="Calibri" w:hAnsi="Calibri"/>
                 <w:sz w:val="18"/>
               </w:rPr>
-              <w:t>8.33</w:t>
+              <w:t>8.34</w:t>
             </w:r>
           </w:p>
         </w:tc>
@@ -5287,7 +5287,7 @@
                 <w:rFonts w:ascii="Calibri" w:hAnsi="Calibri"/>
                 <w:sz w:val="18"/>
               </w:rPr>
-              <w:t>112.5</w:t>
+              <w:t>112.4</w:t>
             </w:r>
           </w:p>
         </w:tc>
@@ -5371,7 +5371,7 @@
                 <w:rFonts w:ascii="Calibri" w:hAnsi="Calibri"/>
                 <w:sz w:val="18"/>
               </w:rPr>
-              <w:t>4,848.2</w:t>
+              <w:t>4,848.1</w:t>
             </w:r>
           </w:p>
         </w:tc>
@@ -5388,7 +5388,7 @@
                 <w:rFonts w:ascii="Calibri" w:hAnsi="Calibri"/>
                 <w:sz w:val="18"/>
               </w:rPr>
-              <w:t>4,118.2</w:t>
+              <w:t>4,118.1</w:t>
             </w:r>
           </w:p>
         </w:tc>
@@ -5668,7 +5668,7 @@
                 <w:rFonts w:ascii="Calibri" w:hAnsi="Calibri"/>
                 <w:sz w:val="18"/>
               </w:rPr>
-              <w:t>78.4</w:t>
+              <w:t>79.4</w:t>
             </w:r>
           </w:p>
         </w:tc>
@@ -5701,7 +5701,7 @@
                 <w:rFonts w:ascii="Calibri" w:hAnsi="Calibri"/>
                 <w:sz w:val="18"/>
               </w:rPr>
-              <w:t>9.43</w:t>
+              <w:t>8.93</w:t>
             </w:r>
           </w:p>
         </w:tc>
@@ -5734,7 +5734,7 @@
                 <w:rFonts w:ascii="Calibri" w:hAnsi="Calibri"/>
                 <w:sz w:val="18"/>
               </w:rPr>
-              <w:t>6.83</w:t>
+              <w:t>6.91</w:t>
             </w:r>
           </w:p>
         </w:tc>
@@ -5767,7 +5767,7 @@
                 <w:rFonts w:ascii="Calibri" w:hAnsi="Calibri"/>
                 <w:sz w:val="18"/>
               </w:rPr>
-              <w:t>5.20</w:t>
+              <w:t>4.61</w:t>
             </w:r>
           </w:p>
         </w:tc>
@@ -5800,7 +5800,7 @@
                 <w:rFonts w:ascii="Calibri" w:hAnsi="Calibri"/>
                 <w:sz w:val="18"/>
               </w:rPr>
-              <w:t>0.0948</w:t>
+              <w:t>0.0960</w:t>
             </w:r>
           </w:p>
         </w:tc>
@@ -5833,7 +5833,7 @@
                 <w:rFonts w:ascii="Calibri" w:hAnsi="Calibri"/>
                 <w:sz w:val="18"/>
               </w:rPr>
-              <w:t>0.00748</w:t>
+              <w:t>0.00758</w:t>
             </w:r>
           </w:p>
         </w:tc>
@@ -5866,7 +5866,7 @@
                 <w:rFonts w:ascii="Calibri" w:hAnsi="Calibri"/>
                 <w:sz w:val="18"/>
               </w:rPr>
-              <w:t>0.00198</w:t>
+              <w:t>0.00201</w:t>
             </w:r>
           </w:p>
         </w:tc>
@@ -5878,7 +5878,7 @@
           <w:color w:val="253331"/>
           <w:sz w:val="18"/>
         </w:rPr>
-        <w:t>Note. Computed in closed form rather than estimated from the draws, so the shares sum to 100 % exactly. The covariance row is what commuting and patient travel add by sharing a derivation method; without it the remaining shares would sum to 90.6 % and would not be a decomposition. The input-output share is stable between 78.4 % and 78.6 % across every correlation assumption tested (uncertainty_variance_shares_by_correlation.csv), so it is a property of the calibration rather than of the correlation choice.</w:t>
+        <w:t>Note. Computed in closed form rather than estimated from the draws, so the shares sum to 100 % exactly. The covariance row is what commuting and patient travel add by sharing a derivation method; without it the remaining shares would sum to 91.1 % and would not be a decomposition. The input-output share is stable between 79.4 % and 79.6 % across every correlation assumption tested (uncertainty_variance_shares_by_correlation.csv), so it is a property of the calibration rather than of the correlation choice.</w:t>
       </w:r>
     </w:p>
     <w:p>
@@ -5995,7 +5995,7 @@
                 <w:rFonts w:ascii="Calibri" w:hAnsi="Calibri"/>
                 <w:sz w:val="18"/>
               </w:rPr>
-              <w:t>4,675.5</w:t>
+              <w:t>4,652.1</w:t>
             </w:r>
           </w:p>
         </w:tc>
@@ -6042,7 +6042,7 @@
                 <w:rFonts w:ascii="Calibri" w:hAnsi="Calibri"/>
                 <w:sz w:val="18"/>
               </w:rPr>
-              <w:t>-2,337.7</w:t>
+              <w:t>-2,326.0</w:t>
             </w:r>
           </w:p>
         </w:tc>
@@ -6089,7 +6089,7 @@
                 <w:rFonts w:ascii="Calibri" w:hAnsi="Calibri"/>
                 <w:sz w:val="18"/>
               </w:rPr>
-              <w:t>-360.8</w:t>
+              <w:t>-353.8</w:t>
             </w:r>
           </w:p>
         </w:tc>
@@ -6136,7 +6136,7 @@
                 <w:rFonts w:ascii="Calibri" w:hAnsi="Calibri"/>
                 <w:sz w:val="18"/>
               </w:rPr>
-              <w:t>-361.0</w:t>
+              <w:t>-354.0</w:t>
             </w:r>
           </w:p>
         </w:tc>
@@ -6230,7 +6230,7 @@
                 <w:rFonts w:ascii="Calibri" w:hAnsi="Calibri"/>
                 <w:sz w:val="18"/>
               </w:rPr>
-              <w:t>15.4</w:t>
+              <w:t>15.2</w:t>
             </w:r>
           </w:p>
         </w:tc>
@@ -6277,7 +6277,7 @@
                 <w:rFonts w:ascii="Calibri" w:hAnsi="Calibri"/>
                 <w:sz w:val="18"/>
               </w:rPr>
-              <w:t>-460.4</w:t>
+              <w:t>-453.4</w:t>
             </w:r>
           </w:p>
         </w:tc>
@@ -6324,7 +6324,7 @@
                 <w:rFonts w:ascii="Calibri" w:hAnsi="Calibri"/>
                 <w:sz w:val="18"/>
               </w:rPr>
-              <w:t>19.7</w:t>
+              <w:t>19.5</w:t>
             </w:r>
           </w:p>
         </w:tc>
@@ -6371,7 +6371,7 @@
                 <w:rFonts w:ascii="Calibri" w:hAnsi="Calibri"/>
                 <w:sz w:val="18"/>
               </w:rPr>
-              <w:t>-281.5</w:t>
+              <w:t>-274.5</w:t>
             </w:r>
           </w:p>
         </w:tc>
@@ -6465,7 +6465,7 @@
                 <w:rFonts w:ascii="Calibri" w:hAnsi="Calibri"/>
                 <w:sz w:val="18"/>
               </w:rPr>
-              <w:t>841.6</w:t>
+              <w:t>837.4</w:t>
             </w:r>
           </w:p>
         </w:tc>
@@ -6512,7 +6512,7 @@
                 <w:rFonts w:ascii="Calibri" w:hAnsi="Calibri"/>
                 <w:sz w:val="18"/>
               </w:rPr>
-              <w:t>381.2</w:t>
+              <w:t>384.0</w:t>
             </w:r>
           </w:p>
         </w:tc>
@@ -6548,7 +6548,7 @@
           <w:color w:val="C1502E"/>
           <w:sz w:val="18"/>
         </w:rPr>
-        <w:t>Supersedes. An earlier figure of 31 % of the target came from summing climate-only levers with the grid pathway folded in unannounced. The like-for-like value is 19.7 %, which this table states as a row of its own, and the interventions alone reach 15.4 %. A caption of 27 % also circulates: that is the B1G variant, which applies the Danish grid trajectory to every region's grid and is reported as an upper bound rather than an evidenced pathway.</w:t>
+        <w:t>Supersedes. An earlier figure of 31 % of the target came from summing climate-only levers with the grid pathway folded in unannounced. The like-for-like value is 19.5 %, which this table states as a row of its own, and the interventions alone reach 15.2 %. A caption of 27 % also circulates: that is the B1G variant, which applies the Danish grid trajectory to every region's grid and is reported as an upper bound rather than an evidenced pathway.</w:t>
       </w:r>
     </w:p>
     <w:p>
@@ -6719,7 +6719,7 @@
                 <w:rFonts w:ascii="Calibri" w:hAnsi="Calibri"/>
                 <w:sz w:val="18"/>
               </w:rPr>
-              <w:t>-9.85</w:t>
+              <w:t>-9.75</w:t>
             </w:r>
           </w:p>
         </w:tc>
@@ -6736,7 +6736,7 @@
                 <w:rFonts w:ascii="Calibri" w:hAnsi="Calibri"/>
                 <w:sz w:val="18"/>
               </w:rPr>
-              <w:t>-4.56</w:t>
+              <w:t>-4.55</w:t>
             </w:r>
           </w:p>
         </w:tc>
@@ -6820,7 +6820,7 @@
                 <w:rFonts w:ascii="Calibri" w:hAnsi="Calibri"/>
                 <w:sz w:val="18"/>
               </w:rPr>
-              <w:t>-7.72</w:t>
+              <w:t>-7.61</w:t>
             </w:r>
           </w:p>
         </w:tc>
@@ -6837,7 +6837,7 @@
                 <w:rFonts w:ascii="Calibri" w:hAnsi="Calibri"/>
                 <w:sz w:val="18"/>
               </w:rPr>
-              <w:t>-4.56</w:t>
+              <w:t>-4.55</w:t>
             </w:r>
           </w:p>
         </w:tc>
@@ -6921,7 +6921,7 @@
                 <w:rFonts w:ascii="Calibri" w:hAnsi="Calibri"/>
                 <w:sz w:val="18"/>
               </w:rPr>
-              <w:t>-6.86</w:t>
+              <w:t>-6.89</w:t>
             </w:r>
           </w:p>
         </w:tc>
@@ -7022,7 +7022,7 @@
                 <w:rFonts w:ascii="Calibri" w:hAnsi="Calibri"/>
                 <w:sz w:val="18"/>
               </w:rPr>
-              <w:t>-6.77</w:t>
+              <w:t>-6.81</w:t>
             </w:r>
           </w:p>
         </w:tc>
@@ -7123,7 +7123,7 @@
                 <w:rFonts w:ascii="Calibri" w:hAnsi="Calibri"/>
                 <w:sz w:val="18"/>
               </w:rPr>
-              <w:t>-6.04</w:t>
+              <w:t>-6.07</w:t>
             </w:r>
           </w:p>
         </w:tc>
@@ -7224,7 +7224,7 @@
                 <w:rFonts w:ascii="Calibri" w:hAnsi="Calibri"/>
                 <w:sz w:val="18"/>
               </w:rPr>
-              <w:t>-6.02</w:t>
+              <w:t>-5.90</w:t>
             </w:r>
           </w:p>
         </w:tc>
@@ -7258,7 +7258,7 @@
                 <w:rFonts w:ascii="Calibri" w:hAnsi="Calibri"/>
                 <w:sz w:val="18"/>
               </w:rPr>
-              <w:t>0.76</w:t>
+              <w:t>0.77</w:t>
             </w:r>
           </w:p>
         </w:tc>
@@ -7325,7 +7325,7 @@
                 <w:rFonts w:ascii="Calibri" w:hAnsi="Calibri"/>
                 <w:sz w:val="18"/>
               </w:rPr>
-              <w:t>-5.78</w:t>
+              <w:t>-5.81</w:t>
             </w:r>
           </w:p>
         </w:tc>
@@ -7426,7 +7426,7 @@
                 <w:rFonts w:ascii="Calibri" w:hAnsi="Calibri"/>
                 <w:sz w:val="18"/>
               </w:rPr>
-              <w:t>-4.03</w:t>
+              <w:t>-3.89</w:t>
             </w:r>
           </w:p>
         </w:tc>
@@ -7443,7 +7443,7 @@
                 <w:rFonts w:ascii="Calibri" w:hAnsi="Calibri"/>
                 <w:sz w:val="18"/>
               </w:rPr>
-              <w:t>-0.18</w:t>
+              <w:t>-0.17</w:t>
             </w:r>
           </w:p>
         </w:tc>
@@ -7460,7 +7460,7 @@
                 <w:rFonts w:ascii="Calibri" w:hAnsi="Calibri"/>
                 <w:sz w:val="18"/>
               </w:rPr>
-              <w:t>-0.06</w:t>
+              <w:t>-0.05</w:t>
             </w:r>
           </w:p>
         </w:tc>
@@ -7527,7 +7527,7 @@
                 <w:rFonts w:ascii="Calibri" w:hAnsi="Calibri"/>
                 <w:sz w:val="18"/>
               </w:rPr>
-              <w:t>-3.11</w:t>
+              <w:t>-3.12</w:t>
             </w:r>
           </w:p>
         </w:tc>
@@ -7628,7 +7628,7 @@
                 <w:rFonts w:ascii="Calibri" w:hAnsi="Calibri"/>
                 <w:sz w:val="18"/>
               </w:rPr>
-              <w:t>-3.07</w:t>
+              <w:t>-3.08</w:t>
             </w:r>
           </w:p>
         </w:tc>
@@ -7729,7 +7729,7 @@
                 <w:rFonts w:ascii="Calibri" w:hAnsi="Calibri"/>
                 <w:sz w:val="18"/>
               </w:rPr>
-              <w:t>-2.74</w:t>
+              <w:t>-2.75</w:t>
             </w:r>
           </w:p>
         </w:tc>
@@ -7813,7 +7813,7 @@
                 <w:rFonts w:ascii="Calibri" w:hAnsi="Calibri"/>
                 <w:sz w:val="18"/>
               </w:rPr>
-              <w:t>P5  -20%</w:t>
+              <w:t>B1  KF25 to 2030</w:t>
             </w:r>
           </w:p>
         </w:tc>
@@ -7830,7 +7830,7 @@
                 <w:rFonts w:ascii="Calibri" w:hAnsi="Calibri"/>
                 <w:sz w:val="18"/>
               </w:rPr>
-              <w:t>-2.68</w:t>
+              <w:t>-2.63</w:t>
             </w:r>
           </w:p>
         </w:tc>
@@ -7847,7 +7847,7 @@
                 <w:rFonts w:ascii="Calibri" w:hAnsi="Calibri"/>
                 <w:sz w:val="18"/>
               </w:rPr>
-              <w:t>-0.12</w:t>
+              <w:t>0.00</w:t>
             </w:r>
           </w:p>
         </w:tc>
@@ -7864,7 +7864,7 @@
                 <w:rFonts w:ascii="Calibri" w:hAnsi="Calibri"/>
                 <w:sz w:val="18"/>
               </w:rPr>
-              <w:t>-0.04</w:t>
+              <w:t>0.00</w:t>
             </w:r>
           </w:p>
         </w:tc>
@@ -7881,7 +7881,7 @@
                 <w:rFonts w:ascii="Calibri" w:hAnsi="Calibri"/>
                 <w:sz w:val="18"/>
               </w:rPr>
-              <w:t>-0.01</w:t>
+              <w:t>-0.00</w:t>
             </w:r>
           </w:p>
         </w:tc>
@@ -7898,7 +7898,7 @@
                 <w:rFonts w:ascii="Calibri" w:hAnsi="Calibri"/>
                 <w:sz w:val="18"/>
               </w:rPr>
-              <w:t>0.00</w:t>
+              <w:t>-1.09</w:t>
             </w:r>
           </w:p>
         </w:tc>
@@ -7914,7 +7914,7 @@
                 <w:rFonts w:ascii="Calibri" w:hAnsi="Calibri"/>
                 <w:sz w:val="18"/>
               </w:rPr>
-              <w:t>B1  KF25 to 2030</w:t>
+              <w:t>P5  -20%</w:t>
             </w:r>
           </w:p>
         </w:tc>
@@ -7931,7 +7931,7 @@
                 <w:rFonts w:ascii="Calibri" w:hAnsi="Calibri"/>
                 <w:sz w:val="18"/>
               </w:rPr>
-              <w:t>-2.62</w:t>
+              <w:t>-2.60</w:t>
             </w:r>
           </w:p>
         </w:tc>
@@ -7948,58 +7948,58 @@
                 <w:rFonts w:ascii="Calibri" w:hAnsi="Calibri"/>
                 <w:sz w:val="18"/>
               </w:rPr>
+              <w:t>-0.12</w:t>
+            </w:r>
+          </w:p>
+        </w:tc>
+        <w:tc>
+          <w:tcPr>
+            <w:tcW w:type="dxa" w:w="1656"/>
+          </w:tcPr>
+          <w:p>
+            <w:pPr>
+              <w:jc w:val="right"/>
+            </w:pPr>
+            <w:r>
+              <w:rPr>
+                <w:rFonts w:ascii="Calibri" w:hAnsi="Calibri"/>
+                <w:sz w:val="18"/>
+              </w:rPr>
+              <w:t>-0.04</w:t>
+            </w:r>
+          </w:p>
+        </w:tc>
+        <w:tc>
+          <w:tcPr>
+            <w:tcW w:type="dxa" w:w="1656"/>
+          </w:tcPr>
+          <w:p>
+            <w:pPr>
+              <w:jc w:val="right"/>
+            </w:pPr>
+            <w:r>
+              <w:rPr>
+                <w:rFonts w:ascii="Calibri" w:hAnsi="Calibri"/>
+                <w:sz w:val="18"/>
+              </w:rPr>
+              <w:t>-0.01</w:t>
+            </w:r>
+          </w:p>
+        </w:tc>
+        <w:tc>
+          <w:tcPr>
+            <w:tcW w:type="dxa" w:w="1656"/>
+          </w:tcPr>
+          <w:p>
+            <w:pPr>
+              <w:jc w:val="right"/>
+            </w:pPr>
+            <w:r>
+              <w:rPr>
+                <w:rFonts w:ascii="Calibri" w:hAnsi="Calibri"/>
+                <w:sz w:val="18"/>
+              </w:rPr>
               <w:t>0.00</w:t>
-            </w:r>
-          </w:p>
-        </w:tc>
-        <w:tc>
-          <w:tcPr>
-            <w:tcW w:type="dxa" w:w="1656"/>
-          </w:tcPr>
-          <w:p>
-            <w:pPr>
-              <w:jc w:val="right"/>
-            </w:pPr>
-            <w:r>
-              <w:rPr>
-                <w:rFonts w:ascii="Calibri" w:hAnsi="Calibri"/>
-                <w:sz w:val="18"/>
-              </w:rPr>
-              <w:t>0.00</w:t>
-            </w:r>
-          </w:p>
-        </w:tc>
-        <w:tc>
-          <w:tcPr>
-            <w:tcW w:type="dxa" w:w="1656"/>
-          </w:tcPr>
-          <w:p>
-            <w:pPr>
-              <w:jc w:val="right"/>
-            </w:pPr>
-            <w:r>
-              <w:rPr>
-                <w:rFonts w:ascii="Calibri" w:hAnsi="Calibri"/>
-                <w:sz w:val="18"/>
-              </w:rPr>
-              <w:t>-0.00</w:t>
-            </w:r>
-          </w:p>
-        </w:tc>
-        <w:tc>
-          <w:tcPr>
-            <w:tcW w:type="dxa" w:w="1656"/>
-          </w:tcPr>
-          <w:p>
-            <w:pPr>
-              <w:jc w:val="right"/>
-            </w:pPr>
-            <w:r>
-              <w:rPr>
-                <w:rFonts w:ascii="Calibri" w:hAnsi="Calibri"/>
-                <w:sz w:val="18"/>
-              </w:rPr>
-              <w:t>-1.09</w:t>
             </w:r>
           </w:p>
         </w:tc>
@@ -8032,7 +8032,7 @@
                 <w:rFonts w:ascii="Calibri" w:hAnsi="Calibri"/>
                 <w:sz w:val="18"/>
               </w:rPr>
-              <w:t>-1.62</w:t>
+              <w:t>-1.63</w:t>
             </w:r>
           </w:p>
         </w:tc>
@@ -8049,7 +8049,7 @@
                 <w:rFonts w:ascii="Calibri" w:hAnsi="Calibri"/>
                 <w:sz w:val="18"/>
               </w:rPr>
-              <w:t>-3.26</w:t>
+              <w:t>-3.27</w:t>
             </w:r>
           </w:p>
         </w:tc>
@@ -8133,7 +8133,7 @@
                 <w:rFonts w:ascii="Calibri" w:hAnsi="Calibri"/>
                 <w:sz w:val="18"/>
               </w:rPr>
-              <w:t>-1.34</w:t>
+              <w:t>-1.30</w:t>
             </w:r>
           </w:p>
         </w:tc>
@@ -8436,7 +8436,7 @@
                 <w:rFonts w:ascii="Calibri" w:hAnsi="Calibri"/>
                 <w:sz w:val="18"/>
               </w:rPr>
-              <w:t>-0.58</w:t>
+              <w:t>-0.59</w:t>
             </w:r>
           </w:p>
         </w:tc>
@@ -8638,7 +8638,7 @@
                 <w:rFonts w:ascii="Calibri" w:hAnsi="Calibri"/>
                 <w:sz w:val="18"/>
               </w:rPr>
-              <w:t>-0.40</w:t>
+              <w:t>-0.41</w:t>
             </w:r>
           </w:p>
         </w:tc>
